--- a/账号登录流程(新账号直接通过登录创建) - 副本.docx
+++ b/账号登录流程(新账号直接通过登录创建) - 副本.docx
@@ -450,778 +450,26 @@
         </w:numPr>
         <w:jc w:val="both"/>
         <w:rPr>
-          <w:rFonts w:hint="eastAsia"/>
-          <w:lang w:val="en-US" w:eastAsia="zh-CN"/>
-        </w:rPr>
-      </w:pPr>
-      <w:r>
-        <w:rPr>
-          <w:rFonts w:hint="eastAsia"/>
-          <w:lang w:val="en-US" w:eastAsia="zh-CN"/>
-        </w:rPr>
-        <w:t>然后向 dbapp发送登录消息</w:t>
-      </w:r>
-    </w:p>
-    <w:p>
-      <w:pPr>
-        <w:widowControl w:val="0"/>
-        <w:numPr>
-          <w:ilvl w:val="0"/>
-          <w:numId w:val="0"/>
-        </w:numPr>
-        <w:jc w:val="both"/>
-      </w:pPr>
-      <w:r>
-        <w:drawing>
-          <wp:inline distT="0" distB="0" distL="114300" distR="114300">
-            <wp:extent cx="5269865" cy="535305"/>
-            <wp:effectExtent l="0" t="0" r="6985" b="17145"/>
-            <wp:docPr id="5" name="图片 5"/>
-            <wp:cNvGraphicFramePr>
-              <a:graphicFrameLocks xmlns:a="http://schemas.openxmlformats.org/drawingml/2006/main" noChangeAspect="1"/>
-            </wp:cNvGraphicFramePr>
-            <a:graphic xmlns:a="http://schemas.openxmlformats.org/drawingml/2006/main">
-              <a:graphicData uri="http://schemas.openxmlformats.org/drawingml/2006/picture">
-                <pic:pic xmlns:pic="http://schemas.openxmlformats.org/drawingml/2006/picture">
-                  <pic:nvPicPr>
-                    <pic:cNvPr id="5" name="图片 5"/>
-                    <pic:cNvPicPr>
-                      <a:picLocks noChangeAspect="1"/>
-                    </pic:cNvPicPr>
-                  </pic:nvPicPr>
-                  <pic:blipFill>
-                    <a:blip r:embed="rId8"/>
-                    <a:stretch>
-                      <a:fillRect/>
-                    </a:stretch>
-                  </pic:blipFill>
-                  <pic:spPr>
-                    <a:xfrm>
-                      <a:off x="0" y="0"/>
-                      <a:ext cx="5269865" cy="535305"/>
-                    </a:xfrm>
-                    <a:prstGeom prst="rect">
-                      <a:avLst/>
-                    </a:prstGeom>
-                    <a:noFill/>
-                    <a:ln>
-                      <a:noFill/>
-                    </a:ln>
-                  </pic:spPr>
-                </pic:pic>
-              </a:graphicData>
-            </a:graphic>
-          </wp:inline>
-        </w:drawing>
-      </w:r>
-    </w:p>
-    <w:p>
-      <w:pPr>
-        <w:widowControl w:val="0"/>
-        <w:numPr>
-          <w:ilvl w:val="0"/>
-          <w:numId w:val="0"/>
-        </w:numPr>
-        <w:jc w:val="both"/>
-        <w:rPr>
-          <w:rFonts w:hint="default"/>
-          <w:lang w:val="en-US" w:eastAsia="zh-CN"/>
-        </w:rPr>
-      </w:pPr>
-      <w:r>
-        <w:drawing>
-          <wp:inline distT="0" distB="0" distL="114300" distR="114300">
-            <wp:extent cx="5273040" cy="1272540"/>
-            <wp:effectExtent l="0" t="0" r="3810" b="3810"/>
-            <wp:docPr id="6" name="图片 6"/>
-            <wp:cNvGraphicFramePr>
-              <a:graphicFrameLocks xmlns:a="http://schemas.openxmlformats.org/drawingml/2006/main" noChangeAspect="1"/>
-            </wp:cNvGraphicFramePr>
-            <a:graphic xmlns:a="http://schemas.openxmlformats.org/drawingml/2006/main">
-              <a:graphicData uri="http://schemas.openxmlformats.org/drawingml/2006/picture">
-                <pic:pic xmlns:pic="http://schemas.openxmlformats.org/drawingml/2006/picture">
-                  <pic:nvPicPr>
-                    <pic:cNvPr id="6" name="图片 6"/>
-                    <pic:cNvPicPr>
-                      <a:picLocks noChangeAspect="1"/>
-                    </pic:cNvPicPr>
-                  </pic:nvPicPr>
-                  <pic:blipFill>
-                    <a:blip r:embed="rId9"/>
-                    <a:stretch>
-                      <a:fillRect/>
-                    </a:stretch>
-                  </pic:blipFill>
-                  <pic:spPr>
-                    <a:xfrm>
-                      <a:off x="0" y="0"/>
-                      <a:ext cx="5273040" cy="1272540"/>
-                    </a:xfrm>
-                    <a:prstGeom prst="rect">
-                      <a:avLst/>
-                    </a:prstGeom>
-                    <a:noFill/>
-                    <a:ln>
-                      <a:noFill/>
-                    </a:ln>
-                  </pic:spPr>
-                </pic:pic>
-              </a:graphicData>
-            </a:graphic>
-          </wp:inline>
-        </w:drawing>
-      </w:r>
-    </w:p>
-    <w:p>
-      <w:pPr>
-        <w:widowControl w:val="0"/>
-        <w:numPr>
-          <w:ilvl w:val="0"/>
-          <w:numId w:val="0"/>
-        </w:numPr>
-        <w:jc w:val="both"/>
-        <w:rPr>
-          <w:rFonts w:hint="default"/>
-          <w:lang w:val="en-US" w:eastAsia="zh-CN"/>
-        </w:rPr>
-      </w:pPr>
-    </w:p>
-    <w:p>
-      <w:pPr>
-        <w:widowControl w:val="0"/>
-        <w:numPr>
-          <w:ilvl w:val="0"/>
-          <w:numId w:val="0"/>
-        </w:numPr>
-        <w:jc w:val="both"/>
-        <w:rPr>
-          <w:rFonts w:hint="eastAsia"/>
-          <w:lang w:val="en-US" w:eastAsia="zh-CN"/>
-        </w:rPr>
-      </w:pPr>
-      <w:r>
-        <w:rPr>
-          <w:rFonts w:hint="eastAsia"/>
-          <w:lang w:val="en-US" w:eastAsia="zh-CN"/>
-        </w:rPr>
-        <w:t>Dbapp收到后处理登录校验</w:t>
-      </w:r>
-    </w:p>
-    <w:p>
-      <w:pPr>
-        <w:widowControl w:val="0"/>
-        <w:numPr>
-          <w:ilvl w:val="0"/>
-          <w:numId w:val="0"/>
-        </w:numPr>
-        <w:jc w:val="both"/>
-      </w:pPr>
-      <w:r>
-        <w:drawing>
-          <wp:inline distT="0" distB="0" distL="114300" distR="114300">
-            <wp:extent cx="5269230" cy="1795780"/>
-            <wp:effectExtent l="0" t="0" r="7620" b="13970"/>
-            <wp:docPr id="7" name="图片 7"/>
-            <wp:cNvGraphicFramePr>
-              <a:graphicFrameLocks xmlns:a="http://schemas.openxmlformats.org/drawingml/2006/main" noChangeAspect="1"/>
-            </wp:cNvGraphicFramePr>
-            <a:graphic xmlns:a="http://schemas.openxmlformats.org/drawingml/2006/main">
-              <a:graphicData uri="http://schemas.openxmlformats.org/drawingml/2006/picture">
-                <pic:pic xmlns:pic="http://schemas.openxmlformats.org/drawingml/2006/picture">
-                  <pic:nvPicPr>
-                    <pic:cNvPr id="7" name="图片 7"/>
-                    <pic:cNvPicPr>
-                      <a:picLocks noChangeAspect="1"/>
-                    </pic:cNvPicPr>
-                  </pic:nvPicPr>
-                  <pic:blipFill>
-                    <a:blip r:embed="rId10"/>
-                    <a:stretch>
-                      <a:fillRect/>
-                    </a:stretch>
-                  </pic:blipFill>
-                  <pic:spPr>
-                    <a:xfrm>
-                      <a:off x="0" y="0"/>
-                      <a:ext cx="5269230" cy="1795780"/>
-                    </a:xfrm>
-                    <a:prstGeom prst="rect">
-                      <a:avLst/>
-                    </a:prstGeom>
-                    <a:noFill/>
-                    <a:ln>
-                      <a:noFill/>
-                    </a:ln>
-                  </pic:spPr>
-                </pic:pic>
-              </a:graphicData>
-            </a:graphic>
-          </wp:inline>
-        </w:drawing>
-      </w:r>
-    </w:p>
-    <w:p>
-      <w:pPr>
-        <w:widowControl w:val="0"/>
-        <w:numPr>
-          <w:ilvl w:val="0"/>
-          <w:numId w:val="0"/>
-        </w:numPr>
-        <w:jc w:val="both"/>
-        <w:rPr>
-          <w:rFonts w:hint="default"/>
-          <w:lang w:val="en-US" w:eastAsia="zh-CN"/>
-        </w:rPr>
-      </w:pPr>
-      <w:r>
-        <w:rPr>
-          <w:rFonts w:hint="eastAsia"/>
-          <w:lang w:val="en-US" w:eastAsia="zh-CN"/>
-        </w:rPr>
-        <w:t>交给对应的处理,然后跑送到线程池中处理 登录任务</w:t>
-      </w:r>
-    </w:p>
-    <w:p>
-      <w:pPr>
-        <w:widowControl w:val="0"/>
-        <w:numPr>
-          <w:ilvl w:val="0"/>
-          <w:numId w:val="0"/>
-        </w:numPr>
-        <w:jc w:val="both"/>
-      </w:pPr>
-      <w:r>
-        <w:drawing>
-          <wp:inline distT="0" distB="0" distL="114300" distR="114300">
-            <wp:extent cx="5271135" cy="2209165"/>
-            <wp:effectExtent l="0" t="0" r="5715" b="635"/>
-            <wp:docPr id="8" name="图片 8"/>
-            <wp:cNvGraphicFramePr>
-              <a:graphicFrameLocks xmlns:a="http://schemas.openxmlformats.org/drawingml/2006/main" noChangeAspect="1"/>
-            </wp:cNvGraphicFramePr>
-            <a:graphic xmlns:a="http://schemas.openxmlformats.org/drawingml/2006/main">
-              <a:graphicData uri="http://schemas.openxmlformats.org/drawingml/2006/picture">
-                <pic:pic xmlns:pic="http://schemas.openxmlformats.org/drawingml/2006/picture">
-                  <pic:nvPicPr>
-                    <pic:cNvPr id="8" name="图片 8"/>
-                    <pic:cNvPicPr>
-                      <a:picLocks noChangeAspect="1"/>
-                    </pic:cNvPicPr>
-                  </pic:nvPicPr>
-                  <pic:blipFill>
-                    <a:blip r:embed="rId11"/>
-                    <a:stretch>
-                      <a:fillRect/>
-                    </a:stretch>
-                  </pic:blipFill>
-                  <pic:spPr>
-                    <a:xfrm>
-                      <a:off x="0" y="0"/>
-                      <a:ext cx="5271135" cy="2209165"/>
-                    </a:xfrm>
-                    <a:prstGeom prst="rect">
-                      <a:avLst/>
-                    </a:prstGeom>
-                    <a:noFill/>
-                    <a:ln>
-                      <a:noFill/>
-                    </a:ln>
-                  </pic:spPr>
-                </pic:pic>
-              </a:graphicData>
-            </a:graphic>
-          </wp:inline>
-        </w:drawing>
-      </w:r>
-    </w:p>
-    <w:p>
-      <w:pPr>
-        <w:widowControl w:val="0"/>
-        <w:numPr>
-          <w:ilvl w:val="0"/>
-          <w:numId w:val="0"/>
-        </w:numPr>
-        <w:jc w:val="both"/>
-        <w:rPr>
-          <w:rFonts w:hint="eastAsia"/>
-          <w:lang w:val="en-US" w:eastAsia="zh-CN"/>
-        </w:rPr>
-      </w:pPr>
-      <w:r>
-        <w:rPr>
-          <w:rFonts w:hint="eastAsia"/>
-          <w:lang w:val="en-US" w:eastAsia="zh-CN"/>
-        </w:rPr>
-        <w:t>对应的线程函数</w:t>
-      </w:r>
-    </w:p>
-    <w:p>
-      <w:pPr>
-        <w:widowControl w:val="0"/>
-        <w:numPr>
-          <w:ilvl w:val="0"/>
-          <w:numId w:val="0"/>
-        </w:numPr>
-        <w:jc w:val="both"/>
-      </w:pPr>
-      <w:r>
-        <w:drawing>
-          <wp:inline distT="0" distB="0" distL="114300" distR="114300">
-            <wp:extent cx="5270500" cy="2306955"/>
-            <wp:effectExtent l="0" t="0" r="6350" b="17145"/>
-            <wp:docPr id="10" name="图片 10"/>
-            <wp:cNvGraphicFramePr>
-              <a:graphicFrameLocks xmlns:a="http://schemas.openxmlformats.org/drawingml/2006/main" noChangeAspect="1"/>
-            </wp:cNvGraphicFramePr>
-            <a:graphic xmlns:a="http://schemas.openxmlformats.org/drawingml/2006/main">
-              <a:graphicData uri="http://schemas.openxmlformats.org/drawingml/2006/picture">
-                <pic:pic xmlns:pic="http://schemas.openxmlformats.org/drawingml/2006/picture">
-                  <pic:nvPicPr>
-                    <pic:cNvPr id="10" name="图片 10"/>
-                    <pic:cNvPicPr>
-                      <a:picLocks noChangeAspect="1"/>
-                    </pic:cNvPicPr>
-                  </pic:nvPicPr>
-                  <pic:blipFill>
-                    <a:blip r:embed="rId12"/>
-                    <a:stretch>
-                      <a:fillRect/>
-                    </a:stretch>
-                  </pic:blipFill>
-                  <pic:spPr>
-                    <a:xfrm>
-                      <a:off x="0" y="0"/>
-                      <a:ext cx="5270500" cy="2306955"/>
-                    </a:xfrm>
-                    <a:prstGeom prst="rect">
-                      <a:avLst/>
-                    </a:prstGeom>
-                    <a:noFill/>
-                    <a:ln>
-                      <a:noFill/>
-                    </a:ln>
-                  </pic:spPr>
-                </pic:pic>
-              </a:graphicData>
-            </a:graphic>
-          </wp:inline>
-        </w:drawing>
-      </w:r>
-    </w:p>
-    <w:p>
-      <w:pPr>
-        <w:widowControl w:val="0"/>
-        <w:numPr>
-          <w:ilvl w:val="0"/>
-          <w:numId w:val="0"/>
-        </w:numPr>
-        <w:jc w:val="both"/>
-        <w:rPr>
-          <w:rFonts w:hint="eastAsia"/>
-          <w:lang w:val="en-US" w:eastAsia="zh-CN"/>
-        </w:rPr>
-      </w:pPr>
-      <w:r>
-        <w:rPr>
-          <w:rFonts w:hint="eastAsia"/>
-          <w:lang w:val="en-US" w:eastAsia="zh-CN"/>
-        </w:rPr>
-        <w:t>处理任务</w:t>
-      </w:r>
-    </w:p>
-    <w:p>
-      <w:pPr>
-        <w:widowControl w:val="0"/>
-        <w:numPr>
-          <w:ilvl w:val="0"/>
-          <w:numId w:val="0"/>
-        </w:numPr>
-        <w:jc w:val="both"/>
-      </w:pPr>
-      <w:r>
-        <w:drawing>
-          <wp:inline distT="0" distB="0" distL="114300" distR="114300">
-            <wp:extent cx="5269865" cy="3810635"/>
-            <wp:effectExtent l="0" t="0" r="6985" b="18415"/>
-            <wp:docPr id="11" name="图片 11"/>
-            <wp:cNvGraphicFramePr>
-              <a:graphicFrameLocks xmlns:a="http://schemas.openxmlformats.org/drawingml/2006/main" noChangeAspect="1"/>
-            </wp:cNvGraphicFramePr>
-            <a:graphic xmlns:a="http://schemas.openxmlformats.org/drawingml/2006/main">
-              <a:graphicData uri="http://schemas.openxmlformats.org/drawingml/2006/picture">
-                <pic:pic xmlns:pic="http://schemas.openxmlformats.org/drawingml/2006/picture">
-                  <pic:nvPicPr>
-                    <pic:cNvPr id="11" name="图片 11"/>
-                    <pic:cNvPicPr>
-                      <a:picLocks noChangeAspect="1"/>
-                    </pic:cNvPicPr>
-                  </pic:nvPicPr>
-                  <pic:blipFill>
-                    <a:blip r:embed="rId13"/>
-                    <a:stretch>
-                      <a:fillRect/>
-                    </a:stretch>
-                  </pic:blipFill>
-                  <pic:spPr>
-                    <a:xfrm>
-                      <a:off x="0" y="0"/>
-                      <a:ext cx="5269865" cy="3810635"/>
-                    </a:xfrm>
-                    <a:prstGeom prst="rect">
-                      <a:avLst/>
-                    </a:prstGeom>
-                    <a:noFill/>
-                    <a:ln>
-                      <a:noFill/>
-                    </a:ln>
-                  </pic:spPr>
-                </pic:pic>
-              </a:graphicData>
-            </a:graphic>
-          </wp:inline>
-        </w:drawing>
-      </w:r>
-    </w:p>
-    <w:p>
-      <w:pPr>
-        <w:widowControl w:val="0"/>
-        <w:numPr>
-          <w:ilvl w:val="0"/>
-          <w:numId w:val="0"/>
-        </w:numPr>
-        <w:jc w:val="both"/>
-      </w:pPr>
-      <w:r>
-        <w:drawing>
-          <wp:inline distT="0" distB="0" distL="114300" distR="114300">
-            <wp:extent cx="4657725" cy="428625"/>
-            <wp:effectExtent l="0" t="0" r="9525" b="9525"/>
-            <wp:docPr id="12" name="图片 12"/>
-            <wp:cNvGraphicFramePr>
-              <a:graphicFrameLocks xmlns:a="http://schemas.openxmlformats.org/drawingml/2006/main" noChangeAspect="1"/>
-            </wp:cNvGraphicFramePr>
-            <a:graphic xmlns:a="http://schemas.openxmlformats.org/drawingml/2006/main">
-              <a:graphicData uri="http://schemas.openxmlformats.org/drawingml/2006/picture">
-                <pic:pic xmlns:pic="http://schemas.openxmlformats.org/drawingml/2006/picture">
-                  <pic:nvPicPr>
-                    <pic:cNvPr id="12" name="图片 12"/>
-                    <pic:cNvPicPr>
-                      <a:picLocks noChangeAspect="1"/>
-                    </pic:cNvPicPr>
-                  </pic:nvPicPr>
-                  <pic:blipFill>
-                    <a:blip r:embed="rId14"/>
-                    <a:stretch>
-                      <a:fillRect/>
-                    </a:stretch>
-                  </pic:blipFill>
-                  <pic:spPr>
-                    <a:xfrm>
-                      <a:off x="0" y="0"/>
-                      <a:ext cx="4657725" cy="428625"/>
-                    </a:xfrm>
-                    <a:prstGeom prst="rect">
-                      <a:avLst/>
-                    </a:prstGeom>
-                    <a:noFill/>
-                    <a:ln>
-                      <a:noFill/>
-                    </a:ln>
-                  </pic:spPr>
-                </pic:pic>
-              </a:graphicData>
-            </a:graphic>
-          </wp:inline>
-        </w:drawing>
-      </w:r>
-    </w:p>
-    <w:p>
-      <w:pPr>
-        <w:widowControl w:val="0"/>
-        <w:numPr>
-          <w:ilvl w:val="0"/>
-          <w:numId w:val="0"/>
-        </w:numPr>
-        <w:jc w:val="both"/>
-      </w:pPr>
-      <w:r>
-        <w:drawing>
-          <wp:inline distT="0" distB="0" distL="114300" distR="114300">
-            <wp:extent cx="5272405" cy="2936875"/>
-            <wp:effectExtent l="0" t="0" r="4445" b="15875"/>
-            <wp:docPr id="13" name="图片 13"/>
-            <wp:cNvGraphicFramePr>
-              <a:graphicFrameLocks xmlns:a="http://schemas.openxmlformats.org/drawingml/2006/main" noChangeAspect="1"/>
-            </wp:cNvGraphicFramePr>
-            <a:graphic xmlns:a="http://schemas.openxmlformats.org/drawingml/2006/main">
-              <a:graphicData uri="http://schemas.openxmlformats.org/drawingml/2006/picture">
-                <pic:pic xmlns:pic="http://schemas.openxmlformats.org/drawingml/2006/picture">
-                  <pic:nvPicPr>
-                    <pic:cNvPr id="13" name="图片 13"/>
-                    <pic:cNvPicPr>
-                      <a:picLocks noChangeAspect="1"/>
-                    </pic:cNvPicPr>
-                  </pic:nvPicPr>
-                  <pic:blipFill>
-                    <a:blip r:embed="rId15"/>
-                    <a:stretch>
-                      <a:fillRect/>
-                    </a:stretch>
-                  </pic:blipFill>
-                  <pic:spPr>
-                    <a:xfrm>
-                      <a:off x="0" y="0"/>
-                      <a:ext cx="5272405" cy="2936875"/>
-                    </a:xfrm>
-                    <a:prstGeom prst="rect">
-                      <a:avLst/>
-                    </a:prstGeom>
-                    <a:noFill/>
-                    <a:ln>
-                      <a:noFill/>
-                    </a:ln>
-                  </pic:spPr>
-                </pic:pic>
-              </a:graphicData>
-            </a:graphic>
-          </wp:inline>
-        </w:drawing>
-      </w:r>
-    </w:p>
-    <w:p>
-      <w:pPr>
-        <w:widowControl w:val="0"/>
-        <w:numPr>
-          <w:ilvl w:val="0"/>
-          <w:numId w:val="0"/>
-        </w:numPr>
-        <w:jc w:val="both"/>
-        <w:rPr>
-          <w:rFonts w:hint="eastAsia"/>
-          <w:lang w:val="en-US" w:eastAsia="zh-CN"/>
-        </w:rPr>
-      </w:pPr>
-      <w:r>
-        <w:rPr>
-          <w:rFonts w:hint="eastAsia"/>
-          <w:lang w:val="en-US" w:eastAsia="zh-CN"/>
-        </w:rPr>
-        <w:t>交给对应的 登录任务处理</w:t>
-      </w:r>
-    </w:p>
-    <w:p>
-      <w:pPr>
-        <w:widowControl w:val="0"/>
-        <w:numPr>
-          <w:ilvl w:val="0"/>
-          <w:numId w:val="0"/>
-        </w:numPr>
-        <w:jc w:val="both"/>
-      </w:pPr>
-      <w:r>
-        <w:drawing>
-          <wp:inline distT="0" distB="0" distL="114300" distR="114300">
-            <wp:extent cx="5271770" cy="1256030"/>
-            <wp:effectExtent l="0" t="0" r="5080" b="1270"/>
-            <wp:docPr id="14" name="图片 14"/>
-            <wp:cNvGraphicFramePr>
-              <a:graphicFrameLocks xmlns:a="http://schemas.openxmlformats.org/drawingml/2006/main" noChangeAspect="1"/>
-            </wp:cNvGraphicFramePr>
-            <a:graphic xmlns:a="http://schemas.openxmlformats.org/drawingml/2006/main">
-              <a:graphicData uri="http://schemas.openxmlformats.org/drawingml/2006/picture">
-                <pic:pic xmlns:pic="http://schemas.openxmlformats.org/drawingml/2006/picture">
-                  <pic:nvPicPr>
-                    <pic:cNvPr id="14" name="图片 14"/>
-                    <pic:cNvPicPr>
-                      <a:picLocks noChangeAspect="1"/>
-                    </pic:cNvPicPr>
-                  </pic:nvPicPr>
-                  <pic:blipFill>
-                    <a:blip r:embed="rId16"/>
-                    <a:stretch>
-                      <a:fillRect/>
-                    </a:stretch>
-                  </pic:blipFill>
-                  <pic:spPr>
-                    <a:xfrm>
-                      <a:off x="0" y="0"/>
-                      <a:ext cx="5271770" cy="1256030"/>
-                    </a:xfrm>
-                    <a:prstGeom prst="rect">
-                      <a:avLst/>
-                    </a:prstGeom>
-                    <a:noFill/>
-                    <a:ln>
-                      <a:noFill/>
-                    </a:ln>
-                  </pic:spPr>
-                </pic:pic>
-              </a:graphicData>
-            </a:graphic>
-          </wp:inline>
-        </w:drawing>
-      </w:r>
-    </w:p>
-    <w:p>
-      <w:pPr>
-        <w:widowControl w:val="0"/>
-        <w:numPr>
-          <w:ilvl w:val="0"/>
-          <w:numId w:val="0"/>
-        </w:numPr>
-        <w:jc w:val="both"/>
-      </w:pPr>
-    </w:p>
-    <w:p>
-      <w:pPr>
-        <w:widowControl w:val="0"/>
-        <w:numPr>
-          <w:ilvl w:val="0"/>
-          <w:numId w:val="0"/>
-        </w:numPr>
-        <w:jc w:val="both"/>
-      </w:pPr>
-      <w:r>
-        <w:drawing>
-          <wp:inline distT="0" distB="0" distL="114300" distR="114300">
-            <wp:extent cx="5271135" cy="1974215"/>
-            <wp:effectExtent l="0" t="0" r="5715" b="6985"/>
-            <wp:docPr id="15" name="图片 15"/>
-            <wp:cNvGraphicFramePr>
-              <a:graphicFrameLocks xmlns:a="http://schemas.openxmlformats.org/drawingml/2006/main" noChangeAspect="1"/>
-            </wp:cNvGraphicFramePr>
-            <a:graphic xmlns:a="http://schemas.openxmlformats.org/drawingml/2006/main">
-              <a:graphicData uri="http://schemas.openxmlformats.org/drawingml/2006/picture">
-                <pic:pic xmlns:pic="http://schemas.openxmlformats.org/drawingml/2006/picture">
-                  <pic:nvPicPr>
-                    <pic:cNvPr id="15" name="图片 15"/>
-                    <pic:cNvPicPr>
-                      <a:picLocks noChangeAspect="1"/>
-                    </pic:cNvPicPr>
-                  </pic:nvPicPr>
-                  <pic:blipFill>
-                    <a:blip r:embed="rId17"/>
-                    <a:stretch>
-                      <a:fillRect/>
-                    </a:stretch>
-                  </pic:blipFill>
-                  <pic:spPr>
-                    <a:xfrm>
-                      <a:off x="0" y="0"/>
-                      <a:ext cx="5271135" cy="1974215"/>
-                    </a:xfrm>
-                    <a:prstGeom prst="rect">
-                      <a:avLst/>
-                    </a:prstGeom>
-                    <a:noFill/>
-                    <a:ln>
-                      <a:noFill/>
-                    </a:ln>
-                  </pic:spPr>
-                </pic:pic>
-              </a:graphicData>
-            </a:graphic>
-          </wp:inline>
-        </w:drawing>
-      </w:r>
-    </w:p>
-    <w:p>
-      <w:pPr>
-        <w:widowControl w:val="0"/>
-        <w:numPr>
-          <w:ilvl w:val="0"/>
-          <w:numId w:val="0"/>
-        </w:numPr>
-        <w:jc w:val="both"/>
-        <w:rPr>
-          <w:rFonts w:hint="eastAsia"/>
-          <w:lang w:val="en-US" w:eastAsia="zh-CN"/>
-        </w:rPr>
-      </w:pPr>
-      <w:r>
-        <w:rPr>
-          <w:rFonts w:hint="eastAsia"/>
-          <w:lang w:val="en-US" w:eastAsia="zh-CN"/>
-        </w:rPr>
-        <w:t>返回账户信息，同时得到了 账号的gbid</w:t>
-      </w:r>
-    </w:p>
-    <w:p>
-      <w:pPr>
-        <w:widowControl w:val="0"/>
-        <w:numPr>
-          <w:ilvl w:val="0"/>
-          <w:numId w:val="0"/>
-        </w:numPr>
-        <w:jc w:val="both"/>
-      </w:pPr>
-      <w:r>
-        <w:drawing>
-          <wp:inline distT="0" distB="0" distL="114300" distR="114300">
-            <wp:extent cx="2409825" cy="647700"/>
-            <wp:effectExtent l="0" t="0" r="9525" b="0"/>
-            <wp:docPr id="16" name="图片 16"/>
-            <wp:cNvGraphicFramePr>
-              <a:graphicFrameLocks xmlns:a="http://schemas.openxmlformats.org/drawingml/2006/main" noChangeAspect="1"/>
-            </wp:cNvGraphicFramePr>
-            <a:graphic xmlns:a="http://schemas.openxmlformats.org/drawingml/2006/main">
-              <a:graphicData uri="http://schemas.openxmlformats.org/drawingml/2006/picture">
-                <pic:pic xmlns:pic="http://schemas.openxmlformats.org/drawingml/2006/picture">
-                  <pic:nvPicPr>
-                    <pic:cNvPr id="16" name="图片 16"/>
-                    <pic:cNvPicPr>
-                      <a:picLocks noChangeAspect="1"/>
-                    </pic:cNvPicPr>
-                  </pic:nvPicPr>
-                  <pic:blipFill>
-                    <a:blip r:embed="rId18"/>
-                    <a:stretch>
-                      <a:fillRect/>
-                    </a:stretch>
-                  </pic:blipFill>
-                  <pic:spPr>
-                    <a:xfrm>
-                      <a:off x="0" y="0"/>
-                      <a:ext cx="2409825" cy="647700"/>
-                    </a:xfrm>
-                    <a:prstGeom prst="rect">
-                      <a:avLst/>
-                    </a:prstGeom>
-                    <a:noFill/>
-                    <a:ln>
-                      <a:noFill/>
-                    </a:ln>
-                  </pic:spPr>
-                </pic:pic>
-              </a:graphicData>
-            </a:graphic>
-          </wp:inline>
-        </w:drawing>
-      </w:r>
-    </w:p>
-    <w:p>
-      <w:pPr>
-        <w:widowControl w:val="0"/>
-        <w:numPr>
-          <w:ilvl w:val="0"/>
-          <w:numId w:val="0"/>
-        </w:numPr>
-        <w:jc w:val="both"/>
+          <w:rFonts w:hint="default" w:eastAsia="新宋体"/>
+          <w:lang w:val="en-US" w:eastAsia="zh-CN"/>
+        </w:rPr>
+      </w:pPr>
+      <w:r>
+        <w:rPr>
+          <w:rFonts w:hint="eastAsia"/>
+          <w:lang w:val="en-US" w:eastAsia="zh-CN"/>
+        </w:rPr>
+        <w:t xml:space="preserve">然后向 dbapp发送登录消息，交给 </w:t>
+      </w:r>
+      <w:r>
         <w:rPr>
           <w:rFonts w:hint="eastAsia" w:ascii="新宋体" w:hAnsi="新宋体" w:eastAsia="新宋体"/>
           <w:color w:val="0000FF"/>
           <w:sz w:val="19"/>
           <w:szCs w:val="24"/>
           <w:highlight w:val="white"/>
-          <w:lang w:val="en-US" w:eastAsia="zh-CN"/>
-        </w:rPr>
-      </w:pPr>
-      <w:r>
-        <w:rPr>
-          <w:rFonts w:hint="eastAsia"/>
-          <w:lang w:val="en-US" w:eastAsia="zh-CN"/>
-        </w:rPr>
-        <w:t>设置错误码,如果账号还在线，记录</w:t>
+        </w:rPr>
+        <w:t>DbmgrInterface</w:t>
       </w:r>
       <w:r>
         <w:rPr>
@@ -1230,8 +478,9 @@
           <w:sz w:val="19"/>
           <w:szCs w:val="24"/>
           <w:highlight w:val="white"/>
-        </w:rPr>
-        <w:t>componentID_</w:t>
+          <w:lang w:val="en-US" w:eastAsia="zh-CN"/>
+        </w:rPr>
+        <w:t>的</w:t>
       </w:r>
       <w:r>
         <w:rPr>
@@ -1240,6 +489,1397 @@
           <w:sz w:val="19"/>
           <w:szCs w:val="24"/>
           <w:highlight w:val="white"/>
+        </w:rPr>
+        <w:t>onAccountLogin</w:t>
+      </w:r>
+      <w:r>
+        <w:rPr>
+          <w:rFonts w:hint="eastAsia" w:ascii="新宋体" w:hAnsi="新宋体" w:eastAsia="新宋体"/>
+          <w:color w:val="0000FF"/>
+          <w:sz w:val="19"/>
+          <w:szCs w:val="24"/>
+          <w:highlight w:val="white"/>
+          <w:lang w:val="en-US" w:eastAsia="zh-CN"/>
+        </w:rPr>
+        <w:t xml:space="preserve"> 处理</w:t>
+      </w:r>
+    </w:p>
+    <w:p>
+      <w:pPr>
+        <w:widowControl w:val="0"/>
+        <w:numPr>
+          <w:ilvl w:val="0"/>
+          <w:numId w:val="0"/>
+        </w:numPr>
+        <w:jc w:val="both"/>
+      </w:pPr>
+      <w:r>
+        <w:drawing>
+          <wp:inline distT="0" distB="0" distL="114300" distR="114300">
+            <wp:extent cx="5269865" cy="535305"/>
+            <wp:effectExtent l="0" t="0" r="6985" b="17145"/>
+            <wp:docPr id="5" name="图片 5"/>
+            <wp:cNvGraphicFramePr>
+              <a:graphicFrameLocks xmlns:a="http://schemas.openxmlformats.org/drawingml/2006/main" noChangeAspect="1"/>
+            </wp:cNvGraphicFramePr>
+            <a:graphic xmlns:a="http://schemas.openxmlformats.org/drawingml/2006/main">
+              <a:graphicData uri="http://schemas.openxmlformats.org/drawingml/2006/picture">
+                <pic:pic xmlns:pic="http://schemas.openxmlformats.org/drawingml/2006/picture">
+                  <pic:nvPicPr>
+                    <pic:cNvPr id="5" name="图片 5"/>
+                    <pic:cNvPicPr>
+                      <a:picLocks noChangeAspect="1"/>
+                    </pic:cNvPicPr>
+                  </pic:nvPicPr>
+                  <pic:blipFill>
+                    <a:blip r:embed="rId8"/>
+                    <a:stretch>
+                      <a:fillRect/>
+                    </a:stretch>
+                  </pic:blipFill>
+                  <pic:spPr>
+                    <a:xfrm>
+                      <a:off x="0" y="0"/>
+                      <a:ext cx="5269865" cy="535305"/>
+                    </a:xfrm>
+                    <a:prstGeom prst="rect">
+                      <a:avLst/>
+                    </a:prstGeom>
+                    <a:noFill/>
+                    <a:ln>
+                      <a:noFill/>
+                    </a:ln>
+                  </pic:spPr>
+                </pic:pic>
+              </a:graphicData>
+            </a:graphic>
+          </wp:inline>
+        </w:drawing>
+      </w:r>
+    </w:p>
+    <w:p>
+      <w:pPr>
+        <w:widowControl w:val="0"/>
+        <w:numPr>
+          <w:ilvl w:val="0"/>
+          <w:numId w:val="0"/>
+        </w:numPr>
+        <w:jc w:val="both"/>
+        <w:rPr>
+          <w:rFonts w:hint="default"/>
+          <w:lang w:val="en-US" w:eastAsia="zh-CN"/>
+        </w:rPr>
+      </w:pPr>
+      <w:r>
+        <w:drawing>
+          <wp:inline distT="0" distB="0" distL="114300" distR="114300">
+            <wp:extent cx="5273040" cy="1272540"/>
+            <wp:effectExtent l="0" t="0" r="3810" b="3810"/>
+            <wp:docPr id="6" name="图片 6"/>
+            <wp:cNvGraphicFramePr>
+              <a:graphicFrameLocks xmlns:a="http://schemas.openxmlformats.org/drawingml/2006/main" noChangeAspect="1"/>
+            </wp:cNvGraphicFramePr>
+            <a:graphic xmlns:a="http://schemas.openxmlformats.org/drawingml/2006/main">
+              <a:graphicData uri="http://schemas.openxmlformats.org/drawingml/2006/picture">
+                <pic:pic xmlns:pic="http://schemas.openxmlformats.org/drawingml/2006/picture">
+                  <pic:nvPicPr>
+                    <pic:cNvPr id="6" name="图片 6"/>
+                    <pic:cNvPicPr>
+                      <a:picLocks noChangeAspect="1"/>
+                    </pic:cNvPicPr>
+                  </pic:nvPicPr>
+                  <pic:blipFill>
+                    <a:blip r:embed="rId9"/>
+                    <a:stretch>
+                      <a:fillRect/>
+                    </a:stretch>
+                  </pic:blipFill>
+                  <pic:spPr>
+                    <a:xfrm>
+                      <a:off x="0" y="0"/>
+                      <a:ext cx="5273040" cy="1272540"/>
+                    </a:xfrm>
+                    <a:prstGeom prst="rect">
+                      <a:avLst/>
+                    </a:prstGeom>
+                    <a:noFill/>
+                    <a:ln>
+                      <a:noFill/>
+                    </a:ln>
+                  </pic:spPr>
+                </pic:pic>
+              </a:graphicData>
+            </a:graphic>
+          </wp:inline>
+        </w:drawing>
+      </w:r>
+    </w:p>
+    <w:p>
+      <w:pPr>
+        <w:widowControl w:val="0"/>
+        <w:numPr>
+          <w:ilvl w:val="0"/>
+          <w:numId w:val="0"/>
+        </w:numPr>
+        <w:jc w:val="both"/>
+        <w:rPr>
+          <w:rFonts w:hint="default"/>
+          <w:lang w:val="en-US" w:eastAsia="zh-CN"/>
+        </w:rPr>
+      </w:pPr>
+    </w:p>
+    <w:p>
+      <w:pPr>
+        <w:widowControl w:val="0"/>
+        <w:numPr>
+          <w:ilvl w:val="0"/>
+          <w:numId w:val="0"/>
+        </w:numPr>
+        <w:jc w:val="both"/>
+        <w:rPr>
+          <w:rFonts w:hint="eastAsia"/>
+          <w:lang w:val="en-US" w:eastAsia="zh-CN"/>
+        </w:rPr>
+      </w:pPr>
+      <w:r>
+        <w:rPr>
+          <w:rFonts w:hint="eastAsia" w:ascii="新宋体" w:hAnsi="新宋体" w:eastAsia="新宋体"/>
+          <w:color w:val="000000"/>
+          <w:sz w:val="19"/>
+          <w:szCs w:val="24"/>
+          <w:highlight w:val="white"/>
+        </w:rPr>
+        <w:t>DbmgrInterface</w:t>
+      </w:r>
+      <w:r>
+        <w:rPr>
+          <w:rFonts w:hint="eastAsia"/>
+          <w:lang w:val="en-US" w:eastAsia="zh-CN"/>
+        </w:rPr>
+        <w:t>收到后处理登录校验</w:t>
+      </w:r>
+    </w:p>
+    <w:p>
+      <w:pPr>
+        <w:widowControl w:val="0"/>
+        <w:numPr>
+          <w:ilvl w:val="0"/>
+          <w:numId w:val="0"/>
+        </w:numPr>
+        <w:jc w:val="both"/>
+      </w:pPr>
+    </w:p>
+    <w:p>
+      <w:pPr>
+        <w:widowControl w:val="0"/>
+        <w:numPr>
+          <w:ilvl w:val="0"/>
+          <w:numId w:val="0"/>
+        </w:numPr>
+        <w:jc w:val="both"/>
+        <w:rPr>
+          <w:rFonts w:hint="eastAsia"/>
+          <w:lang w:val="en-US" w:eastAsia="zh-CN"/>
+        </w:rPr>
+      </w:pPr>
+      <w:r>
+        <w:rPr>
+          <w:rFonts w:hint="eastAsia"/>
+          <w:lang w:val="en-US" w:eastAsia="zh-CN"/>
+        </w:rPr>
+        <w:t>通过python处理登录，通过返回确认是否校验密码</w:t>
+      </w:r>
+    </w:p>
+    <w:p>
+      <w:pPr>
+        <w:widowControl w:val="0"/>
+        <w:numPr>
+          <w:ilvl w:val="0"/>
+          <w:numId w:val="0"/>
+        </w:numPr>
+        <w:jc w:val="both"/>
+      </w:pPr>
+      <w:r>
+        <w:drawing>
+          <wp:inline distT="0" distB="0" distL="114300" distR="114300">
+            <wp:extent cx="5272405" cy="3519805"/>
+            <wp:effectExtent l="0" t="0" r="4445" b="4445"/>
+            <wp:docPr id="64" name="图片 6"/>
+            <wp:cNvGraphicFramePr>
+              <a:graphicFrameLocks xmlns:a="http://schemas.openxmlformats.org/drawingml/2006/main" noChangeAspect="1"/>
+            </wp:cNvGraphicFramePr>
+            <a:graphic xmlns:a="http://schemas.openxmlformats.org/drawingml/2006/main">
+              <a:graphicData uri="http://schemas.openxmlformats.org/drawingml/2006/picture">
+                <pic:pic xmlns:pic="http://schemas.openxmlformats.org/drawingml/2006/picture">
+                  <pic:nvPicPr>
+                    <pic:cNvPr id="64" name="图片 6"/>
+                    <pic:cNvPicPr>
+                      <a:picLocks noChangeAspect="1"/>
+                    </pic:cNvPicPr>
+                  </pic:nvPicPr>
+                  <pic:blipFill>
+                    <a:blip r:embed="rId10"/>
+                    <a:stretch>
+                      <a:fillRect/>
+                    </a:stretch>
+                  </pic:blipFill>
+                  <pic:spPr>
+                    <a:xfrm>
+                      <a:off x="0" y="0"/>
+                      <a:ext cx="5272405" cy="3519805"/>
+                    </a:xfrm>
+                    <a:prstGeom prst="rect">
+                      <a:avLst/>
+                    </a:prstGeom>
+                    <a:noFill/>
+                    <a:ln>
+                      <a:noFill/>
+                    </a:ln>
+                  </pic:spPr>
+                </pic:pic>
+              </a:graphicData>
+            </a:graphic>
+          </wp:inline>
+        </w:drawing>
+      </w:r>
+    </w:p>
+    <w:p>
+      <w:pPr>
+        <w:widowControl w:val="0"/>
+        <w:numPr>
+          <w:ilvl w:val="0"/>
+          <w:numId w:val="0"/>
+        </w:numPr>
+        <w:jc w:val="both"/>
+        <w:rPr>
+          <w:rFonts w:hint="eastAsia"/>
+          <w:lang w:val="en-US" w:eastAsia="zh-CN"/>
+        </w:rPr>
+      </w:pPr>
+      <w:r>
+        <w:rPr>
+          <w:rFonts w:hint="eastAsia"/>
+          <w:lang w:val="en-US" w:eastAsia="zh-CN"/>
+        </w:rPr>
+        <w:t>这里走了python的相关校验</w:t>
+      </w:r>
+    </w:p>
+    <w:p>
+      <w:pPr>
+        <w:widowControl w:val="0"/>
+        <w:numPr>
+          <w:ilvl w:val="0"/>
+          <w:numId w:val="0"/>
+        </w:numPr>
+        <w:jc w:val="both"/>
+      </w:pPr>
+      <w:r>
+        <w:drawing>
+          <wp:inline distT="0" distB="0" distL="114300" distR="114300">
+            <wp:extent cx="5267960" cy="2556510"/>
+            <wp:effectExtent l="0" t="0" r="8890" b="15240"/>
+            <wp:docPr id="66" name="图片 7"/>
+            <wp:cNvGraphicFramePr>
+              <a:graphicFrameLocks xmlns:a="http://schemas.openxmlformats.org/drawingml/2006/main" noChangeAspect="1"/>
+            </wp:cNvGraphicFramePr>
+            <a:graphic xmlns:a="http://schemas.openxmlformats.org/drawingml/2006/main">
+              <a:graphicData uri="http://schemas.openxmlformats.org/drawingml/2006/picture">
+                <pic:pic xmlns:pic="http://schemas.openxmlformats.org/drawingml/2006/picture">
+                  <pic:nvPicPr>
+                    <pic:cNvPr id="66" name="图片 7"/>
+                    <pic:cNvPicPr>
+                      <a:picLocks noChangeAspect="1"/>
+                    </pic:cNvPicPr>
+                  </pic:nvPicPr>
+                  <pic:blipFill>
+                    <a:blip r:embed="rId11"/>
+                    <a:stretch>
+                      <a:fillRect/>
+                    </a:stretch>
+                  </pic:blipFill>
+                  <pic:spPr>
+                    <a:xfrm>
+                      <a:off x="0" y="0"/>
+                      <a:ext cx="5267960" cy="2556510"/>
+                    </a:xfrm>
+                    <a:prstGeom prst="rect">
+                      <a:avLst/>
+                    </a:prstGeom>
+                    <a:noFill/>
+                    <a:ln>
+                      <a:noFill/>
+                    </a:ln>
+                  </pic:spPr>
+                </pic:pic>
+              </a:graphicData>
+            </a:graphic>
+          </wp:inline>
+        </w:drawing>
+      </w:r>
+    </w:p>
+    <w:p>
+      <w:pPr>
+        <w:widowControl w:val="0"/>
+        <w:numPr>
+          <w:ilvl w:val="0"/>
+          <w:numId w:val="0"/>
+        </w:numPr>
+        <w:jc w:val="both"/>
+        <w:rPr>
+          <w:rFonts w:hint="eastAsia"/>
+          <w:lang w:val="en-US" w:eastAsia="zh-CN"/>
+        </w:rPr>
+      </w:pPr>
+      <w:r>
+        <w:rPr>
+          <w:rFonts w:hint="eastAsia"/>
+          <w:lang w:val="en-US" w:eastAsia="zh-CN"/>
+        </w:rPr>
+        <w:t xml:space="preserve"> 然后向login 发token校验</w:t>
+      </w:r>
+    </w:p>
+    <w:p>
+      <w:pPr>
+        <w:widowControl w:val="0"/>
+        <w:numPr>
+          <w:ilvl w:val="0"/>
+          <w:numId w:val="0"/>
+        </w:numPr>
+        <w:jc w:val="both"/>
+      </w:pPr>
+      <w:r>
+        <w:drawing>
+          <wp:inline distT="0" distB="0" distL="114300" distR="114300">
+            <wp:extent cx="5273040" cy="2510155"/>
+            <wp:effectExtent l="0" t="0" r="3810" b="4445"/>
+            <wp:docPr id="67" name="图片 8"/>
+            <wp:cNvGraphicFramePr>
+              <a:graphicFrameLocks xmlns:a="http://schemas.openxmlformats.org/drawingml/2006/main" noChangeAspect="1"/>
+            </wp:cNvGraphicFramePr>
+            <a:graphic xmlns:a="http://schemas.openxmlformats.org/drawingml/2006/main">
+              <a:graphicData uri="http://schemas.openxmlformats.org/drawingml/2006/picture">
+                <pic:pic xmlns:pic="http://schemas.openxmlformats.org/drawingml/2006/picture">
+                  <pic:nvPicPr>
+                    <pic:cNvPr id="67" name="图片 8"/>
+                    <pic:cNvPicPr>
+                      <a:picLocks noChangeAspect="1"/>
+                    </pic:cNvPicPr>
+                  </pic:nvPicPr>
+                  <pic:blipFill>
+                    <a:blip r:embed="rId12"/>
+                    <a:stretch>
+                      <a:fillRect/>
+                    </a:stretch>
+                  </pic:blipFill>
+                  <pic:spPr>
+                    <a:xfrm>
+                      <a:off x="0" y="0"/>
+                      <a:ext cx="5273040" cy="2510155"/>
+                    </a:xfrm>
+                    <a:prstGeom prst="rect">
+                      <a:avLst/>
+                    </a:prstGeom>
+                    <a:noFill/>
+                    <a:ln>
+                      <a:noFill/>
+                    </a:ln>
+                  </pic:spPr>
+                </pic:pic>
+              </a:graphicData>
+            </a:graphic>
+          </wp:inline>
+        </w:drawing>
+      </w:r>
+    </w:p>
+    <w:p>
+      <w:pPr>
+        <w:widowControl w:val="0"/>
+        <w:numPr>
+          <w:ilvl w:val="0"/>
+          <w:numId w:val="0"/>
+        </w:numPr>
+        <w:jc w:val="both"/>
+      </w:pPr>
+    </w:p>
+    <w:p>
+      <w:pPr>
+        <w:widowControl w:val="0"/>
+        <w:numPr>
+          <w:ilvl w:val="0"/>
+          <w:numId w:val="0"/>
+        </w:numPr>
+        <w:jc w:val="both"/>
+        <w:rPr>
+          <w:rFonts w:hint="eastAsia"/>
+          <w:lang w:val="en-US" w:eastAsia="zh-CN"/>
+        </w:rPr>
+      </w:pPr>
+      <w:r>
+        <w:rPr>
+          <w:rFonts w:hint="eastAsia"/>
+          <w:lang w:val="en-US" w:eastAsia="zh-CN"/>
+        </w:rPr>
+        <w:t>再向中心服校验</w:t>
+      </w:r>
+    </w:p>
+    <w:p>
+      <w:pPr>
+        <w:widowControl w:val="0"/>
+        <w:numPr>
+          <w:ilvl w:val="0"/>
+          <w:numId w:val="0"/>
+        </w:numPr>
+        <w:jc w:val="both"/>
+      </w:pPr>
+      <w:r>
+        <w:drawing>
+          <wp:inline distT="0" distB="0" distL="114300" distR="114300">
+            <wp:extent cx="5266690" cy="4096385"/>
+            <wp:effectExtent l="0" t="0" r="10160" b="18415"/>
+            <wp:docPr id="69" name="图片 9"/>
+            <wp:cNvGraphicFramePr>
+              <a:graphicFrameLocks xmlns:a="http://schemas.openxmlformats.org/drawingml/2006/main" noChangeAspect="1"/>
+            </wp:cNvGraphicFramePr>
+            <a:graphic xmlns:a="http://schemas.openxmlformats.org/drawingml/2006/main">
+              <a:graphicData uri="http://schemas.openxmlformats.org/drawingml/2006/picture">
+                <pic:pic xmlns:pic="http://schemas.openxmlformats.org/drawingml/2006/picture">
+                  <pic:nvPicPr>
+                    <pic:cNvPr id="69" name="图片 9"/>
+                    <pic:cNvPicPr>
+                      <a:picLocks noChangeAspect="1"/>
+                    </pic:cNvPicPr>
+                  </pic:nvPicPr>
+                  <pic:blipFill>
+                    <a:blip r:embed="rId13"/>
+                    <a:stretch>
+                      <a:fillRect/>
+                    </a:stretch>
+                  </pic:blipFill>
+                  <pic:spPr>
+                    <a:xfrm>
+                      <a:off x="0" y="0"/>
+                      <a:ext cx="5266690" cy="4096385"/>
+                    </a:xfrm>
+                    <a:prstGeom prst="rect">
+                      <a:avLst/>
+                    </a:prstGeom>
+                    <a:noFill/>
+                    <a:ln>
+                      <a:noFill/>
+                    </a:ln>
+                  </pic:spPr>
+                </pic:pic>
+              </a:graphicData>
+            </a:graphic>
+          </wp:inline>
+        </w:drawing>
+      </w:r>
+    </w:p>
+    <w:p>
+      <w:pPr>
+        <w:widowControl w:val="0"/>
+        <w:numPr>
+          <w:ilvl w:val="0"/>
+          <w:numId w:val="0"/>
+        </w:numPr>
+        <w:jc w:val="both"/>
+        <w:rPr>
+          <w:rFonts w:hint="eastAsia"/>
+          <w:lang w:val="en-US" w:eastAsia="zh-CN"/>
+        </w:rPr>
+      </w:pPr>
+      <w:r>
+        <w:rPr>
+          <w:rFonts w:hint="eastAsia"/>
+          <w:lang w:val="en-US" w:eastAsia="zh-CN"/>
+        </w:rPr>
+        <w:t>中心服返回结果</w:t>
+      </w:r>
+    </w:p>
+    <w:p>
+      <w:pPr>
+        <w:widowControl w:val="0"/>
+        <w:numPr>
+          <w:ilvl w:val="0"/>
+          <w:numId w:val="0"/>
+        </w:numPr>
+        <w:jc w:val="both"/>
+      </w:pPr>
+      <w:r>
+        <w:drawing>
+          <wp:inline distT="0" distB="0" distL="114300" distR="114300">
+            <wp:extent cx="5267960" cy="4098290"/>
+            <wp:effectExtent l="0" t="0" r="8890" b="16510"/>
+            <wp:docPr id="74" name="图片 10"/>
+            <wp:cNvGraphicFramePr>
+              <a:graphicFrameLocks xmlns:a="http://schemas.openxmlformats.org/drawingml/2006/main" noChangeAspect="1"/>
+            </wp:cNvGraphicFramePr>
+            <a:graphic xmlns:a="http://schemas.openxmlformats.org/drawingml/2006/main">
+              <a:graphicData uri="http://schemas.openxmlformats.org/drawingml/2006/picture">
+                <pic:pic xmlns:pic="http://schemas.openxmlformats.org/drawingml/2006/picture">
+                  <pic:nvPicPr>
+                    <pic:cNvPr id="74" name="图片 10"/>
+                    <pic:cNvPicPr>
+                      <a:picLocks noChangeAspect="1"/>
+                    </pic:cNvPicPr>
+                  </pic:nvPicPr>
+                  <pic:blipFill>
+                    <a:blip r:embed="rId14"/>
+                    <a:stretch>
+                      <a:fillRect/>
+                    </a:stretch>
+                  </pic:blipFill>
+                  <pic:spPr>
+                    <a:xfrm>
+                      <a:off x="0" y="0"/>
+                      <a:ext cx="5267960" cy="4098290"/>
+                    </a:xfrm>
+                    <a:prstGeom prst="rect">
+                      <a:avLst/>
+                    </a:prstGeom>
+                    <a:noFill/>
+                    <a:ln>
+                      <a:noFill/>
+                    </a:ln>
+                  </pic:spPr>
+                </pic:pic>
+              </a:graphicData>
+            </a:graphic>
+          </wp:inline>
+        </w:drawing>
+      </w:r>
+    </w:p>
+    <w:p>
+      <w:pPr>
+        <w:widowControl w:val="0"/>
+        <w:numPr>
+          <w:ilvl w:val="0"/>
+          <w:numId w:val="0"/>
+        </w:numPr>
+        <w:jc w:val="both"/>
+        <w:rPr>
+          <w:rFonts w:hint="default" w:eastAsiaTheme="minorEastAsia"/>
+          <w:lang w:val="en-US" w:eastAsia="zh-CN"/>
+        </w:rPr>
+      </w:pPr>
+      <w:r>
+        <w:rPr>
+          <w:rFonts w:hint="eastAsia"/>
+          <w:lang w:val="en-US" w:eastAsia="zh-CN"/>
+        </w:rPr>
+        <w:t>在回调给 引擎c++层accountLoginResponse</w:t>
+      </w:r>
+    </w:p>
+    <w:p>
+      <w:pPr>
+        <w:widowControl w:val="0"/>
+        <w:numPr>
+          <w:ilvl w:val="0"/>
+          <w:numId w:val="0"/>
+        </w:numPr>
+        <w:jc w:val="both"/>
+      </w:pPr>
+      <w:r>
+        <w:drawing>
+          <wp:inline distT="0" distB="0" distL="114300" distR="114300">
+            <wp:extent cx="5273675" cy="3806825"/>
+            <wp:effectExtent l="0" t="0" r="3175" b="3175"/>
+            <wp:docPr id="62" name="图片 5"/>
+            <wp:cNvGraphicFramePr>
+              <a:graphicFrameLocks xmlns:a="http://schemas.openxmlformats.org/drawingml/2006/main" noChangeAspect="1"/>
+            </wp:cNvGraphicFramePr>
+            <a:graphic xmlns:a="http://schemas.openxmlformats.org/drawingml/2006/main">
+              <a:graphicData uri="http://schemas.openxmlformats.org/drawingml/2006/picture">
+                <pic:pic xmlns:pic="http://schemas.openxmlformats.org/drawingml/2006/picture">
+                  <pic:nvPicPr>
+                    <pic:cNvPr id="62" name="图片 5"/>
+                    <pic:cNvPicPr>
+                      <a:picLocks noChangeAspect="1"/>
+                    </pic:cNvPicPr>
+                  </pic:nvPicPr>
+                  <pic:blipFill>
+                    <a:blip r:embed="rId15"/>
+                    <a:stretch>
+                      <a:fillRect/>
+                    </a:stretch>
+                  </pic:blipFill>
+                  <pic:spPr>
+                    <a:xfrm>
+                      <a:off x="0" y="0"/>
+                      <a:ext cx="5273675" cy="3806825"/>
+                    </a:xfrm>
+                    <a:prstGeom prst="rect">
+                      <a:avLst/>
+                    </a:prstGeom>
+                    <a:noFill/>
+                    <a:ln>
+                      <a:noFill/>
+                    </a:ln>
+                  </pic:spPr>
+                </pic:pic>
+              </a:graphicData>
+            </a:graphic>
+          </wp:inline>
+        </w:drawing>
+      </w:r>
+    </w:p>
+    <w:p>
+      <w:pPr>
+        <w:widowControl w:val="0"/>
+        <w:numPr>
+          <w:ilvl w:val="0"/>
+          <w:numId w:val="0"/>
+        </w:numPr>
+        <w:jc w:val="both"/>
+        <w:rPr>
+          <w:rFonts w:hint="default" w:eastAsiaTheme="minorEastAsia"/>
+          <w:lang w:val="en-US" w:eastAsia="zh-CN"/>
+        </w:rPr>
+      </w:pPr>
+    </w:p>
+    <w:p>
+      <w:pPr>
+        <w:widowControl w:val="0"/>
+        <w:numPr>
+          <w:ilvl w:val="0"/>
+          <w:numId w:val="0"/>
+        </w:numPr>
+        <w:jc w:val="both"/>
+      </w:pPr>
+      <w:r>
+        <w:drawing>
+          <wp:inline distT="0" distB="0" distL="114300" distR="114300">
+            <wp:extent cx="5267325" cy="2132965"/>
+            <wp:effectExtent l="0" t="0" r="9525" b="635"/>
+            <wp:docPr id="55" name="图片 3"/>
+            <wp:cNvGraphicFramePr>
+              <a:graphicFrameLocks xmlns:a="http://schemas.openxmlformats.org/drawingml/2006/main" noChangeAspect="1"/>
+            </wp:cNvGraphicFramePr>
+            <a:graphic xmlns:a="http://schemas.openxmlformats.org/drawingml/2006/main">
+              <a:graphicData uri="http://schemas.openxmlformats.org/drawingml/2006/picture">
+                <pic:pic xmlns:pic="http://schemas.openxmlformats.org/drawingml/2006/picture">
+                  <pic:nvPicPr>
+                    <pic:cNvPr id="55" name="图片 3"/>
+                    <pic:cNvPicPr>
+                      <a:picLocks noChangeAspect="1"/>
+                    </pic:cNvPicPr>
+                  </pic:nvPicPr>
+                  <pic:blipFill>
+                    <a:blip r:embed="rId16"/>
+                    <a:stretch>
+                      <a:fillRect/>
+                    </a:stretch>
+                  </pic:blipFill>
+                  <pic:spPr>
+                    <a:xfrm>
+                      <a:off x="0" y="0"/>
+                      <a:ext cx="5267325" cy="2132965"/>
+                    </a:xfrm>
+                    <a:prstGeom prst="rect">
+                      <a:avLst/>
+                    </a:prstGeom>
+                    <a:noFill/>
+                    <a:ln>
+                      <a:noFill/>
+                    </a:ln>
+                  </pic:spPr>
+                </pic:pic>
+              </a:graphicData>
+            </a:graphic>
+          </wp:inline>
+        </w:drawing>
+      </w:r>
+    </w:p>
+    <w:p>
+      <w:pPr>
+        <w:widowControl w:val="0"/>
+        <w:numPr>
+          <w:ilvl w:val="0"/>
+          <w:numId w:val="0"/>
+        </w:numPr>
+        <w:jc w:val="both"/>
+      </w:pPr>
+      <w:r>
+        <w:drawing>
+          <wp:inline distT="0" distB="0" distL="114300" distR="114300">
+            <wp:extent cx="5272405" cy="1042035"/>
+            <wp:effectExtent l="0" t="0" r="4445" b="5715"/>
+            <wp:docPr id="59" name="图片 4"/>
+            <wp:cNvGraphicFramePr>
+              <a:graphicFrameLocks xmlns:a="http://schemas.openxmlformats.org/drawingml/2006/main" noChangeAspect="1"/>
+            </wp:cNvGraphicFramePr>
+            <a:graphic xmlns:a="http://schemas.openxmlformats.org/drawingml/2006/main">
+              <a:graphicData uri="http://schemas.openxmlformats.org/drawingml/2006/picture">
+                <pic:pic xmlns:pic="http://schemas.openxmlformats.org/drawingml/2006/picture">
+                  <pic:nvPicPr>
+                    <pic:cNvPr id="59" name="图片 4"/>
+                    <pic:cNvPicPr>
+                      <a:picLocks noChangeAspect="1"/>
+                    </pic:cNvPicPr>
+                  </pic:nvPicPr>
+                  <pic:blipFill>
+                    <a:blip r:embed="rId17"/>
+                    <a:stretch>
+                      <a:fillRect/>
+                    </a:stretch>
+                  </pic:blipFill>
+                  <pic:spPr>
+                    <a:xfrm>
+                      <a:off x="0" y="0"/>
+                      <a:ext cx="5272405" cy="1042035"/>
+                    </a:xfrm>
+                    <a:prstGeom prst="rect">
+                      <a:avLst/>
+                    </a:prstGeom>
+                    <a:noFill/>
+                    <a:ln>
+                      <a:noFill/>
+                    </a:ln>
+                  </pic:spPr>
+                </pic:pic>
+              </a:graphicData>
+            </a:graphic>
+          </wp:inline>
+        </w:drawing>
+      </w:r>
+    </w:p>
+    <w:p>
+      <w:pPr>
+        <w:widowControl w:val="0"/>
+        <w:numPr>
+          <w:ilvl w:val="0"/>
+          <w:numId w:val="0"/>
+        </w:numPr>
+        <w:jc w:val="both"/>
+        <w:rPr>
+          <w:rFonts w:hint="default" w:eastAsiaTheme="minorEastAsia"/>
+          <w:lang w:val="en-US" w:eastAsia="zh-CN"/>
+        </w:rPr>
+      </w:pPr>
+      <w:r>
+        <w:rPr>
+          <w:rFonts w:hint="eastAsia"/>
+          <w:lang w:val="en-US" w:eastAsia="zh-CN"/>
+        </w:rPr>
+        <w:t>通过successcode判断是否需要检验密码</w:t>
+      </w:r>
+      <w:bookmarkStart w:id="0" w:name="_GoBack"/>
+      <w:bookmarkEnd w:id="0"/>
+    </w:p>
+    <w:p>
+      <w:pPr>
+        <w:widowControl w:val="0"/>
+        <w:numPr>
+          <w:ilvl w:val="0"/>
+          <w:numId w:val="0"/>
+        </w:numPr>
+        <w:jc w:val="both"/>
+        <w:rPr>
+          <w:rFonts w:hint="default"/>
+          <w:lang w:val="en-US" w:eastAsia="zh-CN"/>
+        </w:rPr>
+      </w:pPr>
+      <w:r>
+        <w:drawing>
+          <wp:inline distT="0" distB="0" distL="114300" distR="114300">
+            <wp:extent cx="5274310" cy="3571240"/>
+            <wp:effectExtent l="0" t="0" r="2540" b="10160"/>
+            <wp:docPr id="51" name="图片 2"/>
+            <wp:cNvGraphicFramePr>
+              <a:graphicFrameLocks xmlns:a="http://schemas.openxmlformats.org/drawingml/2006/main" noChangeAspect="1"/>
+            </wp:cNvGraphicFramePr>
+            <a:graphic xmlns:a="http://schemas.openxmlformats.org/drawingml/2006/main">
+              <a:graphicData uri="http://schemas.openxmlformats.org/drawingml/2006/picture">
+                <pic:pic xmlns:pic="http://schemas.openxmlformats.org/drawingml/2006/picture">
+                  <pic:nvPicPr>
+                    <pic:cNvPr id="51" name="图片 2"/>
+                    <pic:cNvPicPr>
+                      <a:picLocks noChangeAspect="1"/>
+                    </pic:cNvPicPr>
+                  </pic:nvPicPr>
+                  <pic:blipFill>
+                    <a:blip r:embed="rId18"/>
+                    <a:stretch>
+                      <a:fillRect/>
+                    </a:stretch>
+                  </pic:blipFill>
+                  <pic:spPr>
+                    <a:xfrm>
+                      <a:off x="0" y="0"/>
+                      <a:ext cx="5274310" cy="3571240"/>
+                    </a:xfrm>
+                    <a:prstGeom prst="rect">
+                      <a:avLst/>
+                    </a:prstGeom>
+                    <a:noFill/>
+                    <a:ln>
+                      <a:noFill/>
+                    </a:ln>
+                  </pic:spPr>
+                </pic:pic>
+              </a:graphicData>
+            </a:graphic>
+          </wp:inline>
+        </w:drawing>
+      </w:r>
+    </w:p>
+    <w:p>
+      <w:pPr>
+        <w:widowControl w:val="0"/>
+        <w:numPr>
+          <w:ilvl w:val="0"/>
+          <w:numId w:val="0"/>
+        </w:numPr>
+        <w:jc w:val="both"/>
+      </w:pPr>
+    </w:p>
+    <w:p>
+      <w:pPr>
+        <w:widowControl w:val="0"/>
+        <w:numPr>
+          <w:ilvl w:val="0"/>
+          <w:numId w:val="0"/>
+        </w:numPr>
+        <w:jc w:val="both"/>
+        <w:rPr>
+          <w:rFonts w:hint="default"/>
+          <w:lang w:val="en-US" w:eastAsia="zh-CN"/>
+        </w:rPr>
+      </w:pPr>
+      <w:r>
+        <w:rPr>
+          <w:rFonts w:hint="eastAsia"/>
+          <w:lang w:val="en-US" w:eastAsia="zh-CN"/>
+        </w:rPr>
+        <w:t>交给对应的处理,然后跑送到线程池中处理 登录任务</w:t>
+      </w:r>
+      <w:r>
+        <w:rPr>
+          <w:rFonts w:hint="eastAsia" w:ascii="新宋体" w:hAnsi="新宋体" w:eastAsia="新宋体"/>
+          <w:color w:val="0000FF"/>
+          <w:sz w:val="19"/>
+          <w:szCs w:val="24"/>
+          <w:highlight w:val="white"/>
+        </w:rPr>
+        <w:t>DBTaskAccountLogin</w:t>
+      </w:r>
+    </w:p>
+    <w:p>
+      <w:pPr>
+        <w:widowControl w:val="0"/>
+        <w:numPr>
+          <w:ilvl w:val="0"/>
+          <w:numId w:val="0"/>
+        </w:numPr>
+        <w:jc w:val="both"/>
+      </w:pPr>
+    </w:p>
+    <w:p>
+      <w:pPr>
+        <w:widowControl w:val="0"/>
+        <w:numPr>
+          <w:ilvl w:val="0"/>
+          <w:numId w:val="0"/>
+        </w:numPr>
+        <w:jc w:val="both"/>
+        <w:rPr>
+          <w:rFonts w:hint="eastAsia"/>
+          <w:lang w:val="en-US" w:eastAsia="zh-CN"/>
+        </w:rPr>
+      </w:pPr>
+      <w:r>
+        <w:rPr>
+          <w:rFonts w:hint="eastAsia"/>
+          <w:lang w:val="en-US" w:eastAsia="zh-CN"/>
+        </w:rPr>
+        <w:t>对应的线程函数</w:t>
+      </w:r>
+    </w:p>
+    <w:p>
+      <w:pPr>
+        <w:widowControl w:val="0"/>
+        <w:numPr>
+          <w:ilvl w:val="0"/>
+          <w:numId w:val="0"/>
+        </w:numPr>
+        <w:jc w:val="both"/>
+      </w:pPr>
+      <w:r>
+        <w:drawing>
+          <wp:inline distT="0" distB="0" distL="114300" distR="114300">
+            <wp:extent cx="5270500" cy="2306955"/>
+            <wp:effectExtent l="0" t="0" r="6350" b="17145"/>
+            <wp:docPr id="10" name="图片 10"/>
+            <wp:cNvGraphicFramePr>
+              <a:graphicFrameLocks xmlns:a="http://schemas.openxmlformats.org/drawingml/2006/main" noChangeAspect="1"/>
+            </wp:cNvGraphicFramePr>
+            <a:graphic xmlns:a="http://schemas.openxmlformats.org/drawingml/2006/main">
+              <a:graphicData uri="http://schemas.openxmlformats.org/drawingml/2006/picture">
+                <pic:pic xmlns:pic="http://schemas.openxmlformats.org/drawingml/2006/picture">
+                  <pic:nvPicPr>
+                    <pic:cNvPr id="10" name="图片 10"/>
+                    <pic:cNvPicPr>
+                      <a:picLocks noChangeAspect="1"/>
+                    </pic:cNvPicPr>
+                  </pic:nvPicPr>
+                  <pic:blipFill>
+                    <a:blip r:embed="rId19"/>
+                    <a:stretch>
+                      <a:fillRect/>
+                    </a:stretch>
+                  </pic:blipFill>
+                  <pic:spPr>
+                    <a:xfrm>
+                      <a:off x="0" y="0"/>
+                      <a:ext cx="5270500" cy="2306955"/>
+                    </a:xfrm>
+                    <a:prstGeom prst="rect">
+                      <a:avLst/>
+                    </a:prstGeom>
+                    <a:noFill/>
+                    <a:ln>
+                      <a:noFill/>
+                    </a:ln>
+                  </pic:spPr>
+                </pic:pic>
+              </a:graphicData>
+            </a:graphic>
+          </wp:inline>
+        </w:drawing>
+      </w:r>
+    </w:p>
+    <w:p>
+      <w:pPr>
+        <w:widowControl w:val="0"/>
+        <w:numPr>
+          <w:ilvl w:val="0"/>
+          <w:numId w:val="0"/>
+        </w:numPr>
+        <w:jc w:val="both"/>
+        <w:rPr>
+          <w:rFonts w:hint="eastAsia"/>
+          <w:lang w:val="en-US" w:eastAsia="zh-CN"/>
+        </w:rPr>
+      </w:pPr>
+      <w:r>
+        <w:rPr>
+          <w:rFonts w:hint="eastAsia"/>
+          <w:lang w:val="en-US" w:eastAsia="zh-CN"/>
+        </w:rPr>
+        <w:t>处理任务</w:t>
+      </w:r>
+    </w:p>
+    <w:p>
+      <w:pPr>
+        <w:widowControl w:val="0"/>
+        <w:numPr>
+          <w:ilvl w:val="0"/>
+          <w:numId w:val="0"/>
+        </w:numPr>
+        <w:jc w:val="both"/>
+      </w:pPr>
+      <w:r>
+        <w:drawing>
+          <wp:inline distT="0" distB="0" distL="114300" distR="114300">
+            <wp:extent cx="5269865" cy="3810635"/>
+            <wp:effectExtent l="0" t="0" r="6985" b="18415"/>
+            <wp:docPr id="11" name="图片 11"/>
+            <wp:cNvGraphicFramePr>
+              <a:graphicFrameLocks xmlns:a="http://schemas.openxmlformats.org/drawingml/2006/main" noChangeAspect="1"/>
+            </wp:cNvGraphicFramePr>
+            <a:graphic xmlns:a="http://schemas.openxmlformats.org/drawingml/2006/main">
+              <a:graphicData uri="http://schemas.openxmlformats.org/drawingml/2006/picture">
+                <pic:pic xmlns:pic="http://schemas.openxmlformats.org/drawingml/2006/picture">
+                  <pic:nvPicPr>
+                    <pic:cNvPr id="11" name="图片 11"/>
+                    <pic:cNvPicPr>
+                      <a:picLocks noChangeAspect="1"/>
+                    </pic:cNvPicPr>
+                  </pic:nvPicPr>
+                  <pic:blipFill>
+                    <a:blip r:embed="rId20"/>
+                    <a:stretch>
+                      <a:fillRect/>
+                    </a:stretch>
+                  </pic:blipFill>
+                  <pic:spPr>
+                    <a:xfrm>
+                      <a:off x="0" y="0"/>
+                      <a:ext cx="5269865" cy="3810635"/>
+                    </a:xfrm>
+                    <a:prstGeom prst="rect">
+                      <a:avLst/>
+                    </a:prstGeom>
+                    <a:noFill/>
+                    <a:ln>
+                      <a:noFill/>
+                    </a:ln>
+                  </pic:spPr>
+                </pic:pic>
+              </a:graphicData>
+            </a:graphic>
+          </wp:inline>
+        </w:drawing>
+      </w:r>
+    </w:p>
+    <w:p>
+      <w:pPr>
+        <w:widowControl w:val="0"/>
+        <w:numPr>
+          <w:ilvl w:val="0"/>
+          <w:numId w:val="0"/>
+        </w:numPr>
+        <w:jc w:val="both"/>
+      </w:pPr>
+      <w:r>
+        <w:drawing>
+          <wp:inline distT="0" distB="0" distL="114300" distR="114300">
+            <wp:extent cx="4657725" cy="428625"/>
+            <wp:effectExtent l="0" t="0" r="9525" b="9525"/>
+            <wp:docPr id="12" name="图片 12"/>
+            <wp:cNvGraphicFramePr>
+              <a:graphicFrameLocks xmlns:a="http://schemas.openxmlformats.org/drawingml/2006/main" noChangeAspect="1"/>
+            </wp:cNvGraphicFramePr>
+            <a:graphic xmlns:a="http://schemas.openxmlformats.org/drawingml/2006/main">
+              <a:graphicData uri="http://schemas.openxmlformats.org/drawingml/2006/picture">
+                <pic:pic xmlns:pic="http://schemas.openxmlformats.org/drawingml/2006/picture">
+                  <pic:nvPicPr>
+                    <pic:cNvPr id="12" name="图片 12"/>
+                    <pic:cNvPicPr>
+                      <a:picLocks noChangeAspect="1"/>
+                    </pic:cNvPicPr>
+                  </pic:nvPicPr>
+                  <pic:blipFill>
+                    <a:blip r:embed="rId21"/>
+                    <a:stretch>
+                      <a:fillRect/>
+                    </a:stretch>
+                  </pic:blipFill>
+                  <pic:spPr>
+                    <a:xfrm>
+                      <a:off x="0" y="0"/>
+                      <a:ext cx="4657725" cy="428625"/>
+                    </a:xfrm>
+                    <a:prstGeom prst="rect">
+                      <a:avLst/>
+                    </a:prstGeom>
+                    <a:noFill/>
+                    <a:ln>
+                      <a:noFill/>
+                    </a:ln>
+                  </pic:spPr>
+                </pic:pic>
+              </a:graphicData>
+            </a:graphic>
+          </wp:inline>
+        </w:drawing>
+      </w:r>
+    </w:p>
+    <w:p>
+      <w:pPr>
+        <w:widowControl w:val="0"/>
+        <w:numPr>
+          <w:ilvl w:val="0"/>
+          <w:numId w:val="0"/>
+        </w:numPr>
+        <w:jc w:val="both"/>
+      </w:pPr>
+      <w:r>
+        <w:drawing>
+          <wp:inline distT="0" distB="0" distL="114300" distR="114300">
+            <wp:extent cx="5272405" cy="2936875"/>
+            <wp:effectExtent l="0" t="0" r="4445" b="15875"/>
+            <wp:docPr id="13" name="图片 13"/>
+            <wp:cNvGraphicFramePr>
+              <a:graphicFrameLocks xmlns:a="http://schemas.openxmlformats.org/drawingml/2006/main" noChangeAspect="1"/>
+            </wp:cNvGraphicFramePr>
+            <a:graphic xmlns:a="http://schemas.openxmlformats.org/drawingml/2006/main">
+              <a:graphicData uri="http://schemas.openxmlformats.org/drawingml/2006/picture">
+                <pic:pic xmlns:pic="http://schemas.openxmlformats.org/drawingml/2006/picture">
+                  <pic:nvPicPr>
+                    <pic:cNvPr id="13" name="图片 13"/>
+                    <pic:cNvPicPr>
+                      <a:picLocks noChangeAspect="1"/>
+                    </pic:cNvPicPr>
+                  </pic:nvPicPr>
+                  <pic:blipFill>
+                    <a:blip r:embed="rId22"/>
+                    <a:stretch>
+                      <a:fillRect/>
+                    </a:stretch>
+                  </pic:blipFill>
+                  <pic:spPr>
+                    <a:xfrm>
+                      <a:off x="0" y="0"/>
+                      <a:ext cx="5272405" cy="2936875"/>
+                    </a:xfrm>
+                    <a:prstGeom prst="rect">
+                      <a:avLst/>
+                    </a:prstGeom>
+                    <a:noFill/>
+                    <a:ln>
+                      <a:noFill/>
+                    </a:ln>
+                  </pic:spPr>
+                </pic:pic>
+              </a:graphicData>
+            </a:graphic>
+          </wp:inline>
+        </w:drawing>
+      </w:r>
+    </w:p>
+    <w:p>
+      <w:pPr>
+        <w:widowControl w:val="0"/>
+        <w:numPr>
+          <w:ilvl w:val="0"/>
+          <w:numId w:val="0"/>
+        </w:numPr>
+        <w:jc w:val="both"/>
+        <w:rPr>
+          <w:rFonts w:hint="eastAsia"/>
+          <w:lang w:val="en-US" w:eastAsia="zh-CN"/>
+        </w:rPr>
+      </w:pPr>
+      <w:r>
+        <w:rPr>
+          <w:rFonts w:hint="eastAsia"/>
+          <w:lang w:val="en-US" w:eastAsia="zh-CN"/>
+        </w:rPr>
+        <w:t>交给对应的 登录任务处理</w:t>
+      </w:r>
+    </w:p>
+    <w:p>
+      <w:pPr>
+        <w:widowControl w:val="0"/>
+        <w:numPr>
+          <w:ilvl w:val="0"/>
+          <w:numId w:val="0"/>
+        </w:numPr>
+        <w:jc w:val="both"/>
+      </w:pPr>
+      <w:r>
+        <w:drawing>
+          <wp:inline distT="0" distB="0" distL="114300" distR="114300">
+            <wp:extent cx="5271770" cy="1256030"/>
+            <wp:effectExtent l="0" t="0" r="5080" b="1270"/>
+            <wp:docPr id="14" name="图片 14"/>
+            <wp:cNvGraphicFramePr>
+              <a:graphicFrameLocks xmlns:a="http://schemas.openxmlformats.org/drawingml/2006/main" noChangeAspect="1"/>
+            </wp:cNvGraphicFramePr>
+            <a:graphic xmlns:a="http://schemas.openxmlformats.org/drawingml/2006/main">
+              <a:graphicData uri="http://schemas.openxmlformats.org/drawingml/2006/picture">
+                <pic:pic xmlns:pic="http://schemas.openxmlformats.org/drawingml/2006/picture">
+                  <pic:nvPicPr>
+                    <pic:cNvPr id="14" name="图片 14"/>
+                    <pic:cNvPicPr>
+                      <a:picLocks noChangeAspect="1"/>
+                    </pic:cNvPicPr>
+                  </pic:nvPicPr>
+                  <pic:blipFill>
+                    <a:blip r:embed="rId23"/>
+                    <a:stretch>
+                      <a:fillRect/>
+                    </a:stretch>
+                  </pic:blipFill>
+                  <pic:spPr>
+                    <a:xfrm>
+                      <a:off x="0" y="0"/>
+                      <a:ext cx="5271770" cy="1256030"/>
+                    </a:xfrm>
+                    <a:prstGeom prst="rect">
+                      <a:avLst/>
+                    </a:prstGeom>
+                    <a:noFill/>
+                    <a:ln>
+                      <a:noFill/>
+                    </a:ln>
+                  </pic:spPr>
+                </pic:pic>
+              </a:graphicData>
+            </a:graphic>
+          </wp:inline>
+        </w:drawing>
+      </w:r>
+    </w:p>
+    <w:p>
+      <w:pPr>
+        <w:widowControl w:val="0"/>
+        <w:numPr>
+          <w:ilvl w:val="0"/>
+          <w:numId w:val="0"/>
+        </w:numPr>
+        <w:jc w:val="both"/>
+      </w:pPr>
+    </w:p>
+    <w:p>
+      <w:pPr>
+        <w:widowControl w:val="0"/>
+        <w:numPr>
+          <w:ilvl w:val="0"/>
+          <w:numId w:val="0"/>
+        </w:numPr>
+        <w:jc w:val="both"/>
+      </w:pPr>
+      <w:r>
+        <w:drawing>
+          <wp:inline distT="0" distB="0" distL="114300" distR="114300">
+            <wp:extent cx="5271135" cy="1974215"/>
+            <wp:effectExtent l="0" t="0" r="5715" b="6985"/>
+            <wp:docPr id="15" name="图片 15"/>
+            <wp:cNvGraphicFramePr>
+              <a:graphicFrameLocks xmlns:a="http://schemas.openxmlformats.org/drawingml/2006/main" noChangeAspect="1"/>
+            </wp:cNvGraphicFramePr>
+            <a:graphic xmlns:a="http://schemas.openxmlformats.org/drawingml/2006/main">
+              <a:graphicData uri="http://schemas.openxmlformats.org/drawingml/2006/picture">
+                <pic:pic xmlns:pic="http://schemas.openxmlformats.org/drawingml/2006/picture">
+                  <pic:nvPicPr>
+                    <pic:cNvPr id="15" name="图片 15"/>
+                    <pic:cNvPicPr>
+                      <a:picLocks noChangeAspect="1"/>
+                    </pic:cNvPicPr>
+                  </pic:nvPicPr>
+                  <pic:blipFill>
+                    <a:blip r:embed="rId24"/>
+                    <a:stretch>
+                      <a:fillRect/>
+                    </a:stretch>
+                  </pic:blipFill>
+                  <pic:spPr>
+                    <a:xfrm>
+                      <a:off x="0" y="0"/>
+                      <a:ext cx="5271135" cy="1974215"/>
+                    </a:xfrm>
+                    <a:prstGeom prst="rect">
+                      <a:avLst/>
+                    </a:prstGeom>
+                    <a:noFill/>
+                    <a:ln>
+                      <a:noFill/>
+                    </a:ln>
+                  </pic:spPr>
+                </pic:pic>
+              </a:graphicData>
+            </a:graphic>
+          </wp:inline>
+        </w:drawing>
+      </w:r>
+    </w:p>
+    <w:p>
+      <w:pPr>
+        <w:widowControl w:val="0"/>
+        <w:numPr>
+          <w:ilvl w:val="0"/>
+          <w:numId w:val="0"/>
+        </w:numPr>
+        <w:jc w:val="both"/>
+        <w:rPr>
+          <w:rFonts w:hint="eastAsia"/>
+          <w:lang w:val="en-US" w:eastAsia="zh-CN"/>
+        </w:rPr>
+      </w:pPr>
+      <w:r>
+        <w:rPr>
+          <w:rFonts w:hint="eastAsia"/>
+          <w:lang w:val="en-US" w:eastAsia="zh-CN"/>
+        </w:rPr>
+        <w:t>返回账户信息，同时得到了 账号的gbid</w:t>
+      </w:r>
+    </w:p>
+    <w:p>
+      <w:pPr>
+        <w:widowControl w:val="0"/>
+        <w:numPr>
+          <w:ilvl w:val="0"/>
+          <w:numId w:val="0"/>
+        </w:numPr>
+        <w:jc w:val="both"/>
+      </w:pPr>
+      <w:r>
+        <w:drawing>
+          <wp:inline distT="0" distB="0" distL="114300" distR="114300">
+            <wp:extent cx="2409825" cy="647700"/>
+            <wp:effectExtent l="0" t="0" r="9525" b="0"/>
+            <wp:docPr id="16" name="图片 16"/>
+            <wp:cNvGraphicFramePr>
+              <a:graphicFrameLocks xmlns:a="http://schemas.openxmlformats.org/drawingml/2006/main" noChangeAspect="1"/>
+            </wp:cNvGraphicFramePr>
+            <a:graphic xmlns:a="http://schemas.openxmlformats.org/drawingml/2006/main">
+              <a:graphicData uri="http://schemas.openxmlformats.org/drawingml/2006/picture">
+                <pic:pic xmlns:pic="http://schemas.openxmlformats.org/drawingml/2006/picture">
+                  <pic:nvPicPr>
+                    <pic:cNvPr id="16" name="图片 16"/>
+                    <pic:cNvPicPr>
+                      <a:picLocks noChangeAspect="1"/>
+                    </pic:cNvPicPr>
+                  </pic:nvPicPr>
+                  <pic:blipFill>
+                    <a:blip r:embed="rId25"/>
+                    <a:stretch>
+                      <a:fillRect/>
+                    </a:stretch>
+                  </pic:blipFill>
+                  <pic:spPr>
+                    <a:xfrm>
+                      <a:off x="0" y="0"/>
+                      <a:ext cx="2409825" cy="647700"/>
+                    </a:xfrm>
+                    <a:prstGeom prst="rect">
+                      <a:avLst/>
+                    </a:prstGeom>
+                    <a:noFill/>
+                    <a:ln>
+                      <a:noFill/>
+                    </a:ln>
+                  </pic:spPr>
+                </pic:pic>
+              </a:graphicData>
+            </a:graphic>
+          </wp:inline>
+        </w:drawing>
+      </w:r>
+    </w:p>
+    <w:p>
+      <w:pPr>
+        <w:widowControl w:val="0"/>
+        <w:numPr>
+          <w:ilvl w:val="0"/>
+          <w:numId w:val="0"/>
+        </w:numPr>
+        <w:jc w:val="both"/>
+        <w:rPr>
+          <w:rFonts w:hint="eastAsia" w:ascii="新宋体" w:hAnsi="新宋体" w:eastAsia="新宋体"/>
+          <w:color w:val="0000FF"/>
+          <w:sz w:val="19"/>
+          <w:szCs w:val="24"/>
+          <w:highlight w:val="white"/>
+          <w:lang w:val="en-US" w:eastAsia="zh-CN"/>
+        </w:rPr>
+      </w:pPr>
+      <w:r>
+        <w:rPr>
+          <w:rFonts w:hint="eastAsia"/>
+          <w:lang w:val="en-US" w:eastAsia="zh-CN"/>
+        </w:rPr>
+        <w:t>设置错误码,如果账号还在线，记录</w:t>
+      </w:r>
+      <w:r>
+        <w:rPr>
+          <w:rFonts w:hint="eastAsia" w:ascii="新宋体" w:hAnsi="新宋体" w:eastAsia="新宋体"/>
+          <w:color w:val="0000FF"/>
+          <w:sz w:val="19"/>
+          <w:szCs w:val="24"/>
+          <w:highlight w:val="white"/>
+        </w:rPr>
+        <w:t>componentID_</w:t>
+      </w:r>
+      <w:r>
+        <w:rPr>
+          <w:rFonts w:hint="eastAsia" w:ascii="新宋体" w:hAnsi="新宋体" w:eastAsia="新宋体"/>
+          <w:color w:val="0000FF"/>
+          <w:sz w:val="19"/>
+          <w:szCs w:val="24"/>
+          <w:highlight w:val="white"/>
           <w:lang w:val="en-US" w:eastAsia="zh-CN"/>
         </w:rPr>
         <w:t xml:space="preserve"> 字段来标识还在哪个 base登录着</w:t>
@@ -1306,7 +1946,7 @@
                     </pic:cNvPicPr>
                   </pic:nvPicPr>
                   <pic:blipFill>
-                    <a:blip r:embed="rId19"/>
+                    <a:blip r:embed="rId26"/>
                     <a:stretch>
                       <a:fillRect/>
                     </a:stretch>
@@ -1380,7 +2020,7 @@
                     </pic:cNvPicPr>
                   </pic:nvPicPr>
                   <pic:blipFill>
-                    <a:blip r:embed="rId20"/>
+                    <a:blip r:embed="rId27"/>
                     <a:stretch>
                       <a:fillRect/>
                     </a:stretch>
@@ -1433,7 +2073,7 @@
                     </pic:cNvPicPr>
                   </pic:nvPicPr>
                   <pic:blipFill>
-                    <a:blip r:embed="rId21"/>
+                    <a:blip r:embed="rId28"/>
                     <a:stretch>
                       <a:fillRect/>
                     </a:stretch>
@@ -1486,7 +2126,7 @@
                     </pic:cNvPicPr>
                   </pic:nvPicPr>
                   <pic:blipFill>
-                    <a:blip r:embed="rId22"/>
+                    <a:blip r:embed="rId29"/>
                     <a:stretch>
                       <a:fillRect/>
                     </a:stretch>
@@ -1560,7 +2200,7 @@
                     </pic:cNvPicPr>
                   </pic:nvPicPr>
                   <pic:blipFill>
-                    <a:blip r:embed="rId23"/>
+                    <a:blip r:embed="rId30"/>
                     <a:stretch>
                       <a:fillRect/>
                     </a:stretch>
@@ -1644,7 +2284,7 @@
                     </pic:cNvPicPr>
                   </pic:nvPicPr>
                   <pic:blipFill>
-                    <a:blip r:embed="rId24"/>
+                    <a:blip r:embed="rId31"/>
                     <a:stretch>
                       <a:fillRect/>
                     </a:stretch>
@@ -1757,7 +2397,7 @@
                     </pic:cNvPicPr>
                   </pic:nvPicPr>
                   <pic:blipFill>
-                    <a:blip r:embed="rId25"/>
+                    <a:blip r:embed="rId32"/>
                     <a:stretch>
                       <a:fillRect/>
                     </a:stretch>
@@ -1845,7 +2485,7 @@
                     </pic:cNvPicPr>
                   </pic:nvPicPr>
                   <pic:blipFill>
-                    <a:blip r:embed="rId26"/>
+                    <a:blip r:embed="rId33"/>
                     <a:stretch>
                       <a:fillRect/>
                     </a:stretch>
@@ -1933,7 +2573,7 @@
                     </pic:cNvPicPr>
                   </pic:nvPicPr>
                   <pic:blipFill>
-                    <a:blip r:embed="rId27"/>
+                    <a:blip r:embed="rId34"/>
                     <a:stretch>
                       <a:fillRect/>
                     </a:stretch>
@@ -2135,7 +2775,7 @@
                     </pic:cNvPicPr>
                   </pic:nvPicPr>
                   <pic:blipFill>
-                    <a:blip r:embed="rId28"/>
+                    <a:blip r:embed="rId35"/>
                     <a:stretch>
                       <a:fillRect/>
                     </a:stretch>
@@ -2188,7 +2828,7 @@
                     </pic:cNvPicPr>
                   </pic:nvPicPr>
                   <pic:blipFill>
-                    <a:blip r:embed="rId29"/>
+                    <a:blip r:embed="rId36"/>
                     <a:stretch>
                       <a:fillRect/>
                     </a:stretch>
@@ -2259,7 +2899,7 @@
                     </pic:cNvPicPr>
                   </pic:nvPicPr>
                   <pic:blipFill>
-                    <a:blip r:embed="rId30"/>
+                    <a:blip r:embed="rId37"/>
                     <a:stretch>
                       <a:fillRect/>
                     </a:stretch>
@@ -2347,7 +2987,7 @@
                     </pic:cNvPicPr>
                   </pic:nvPicPr>
                   <pic:blipFill>
-                    <a:blip r:embed="rId31"/>
+                    <a:blip r:embed="rId38"/>
                     <a:stretch>
                       <a:fillRect/>
                     </a:stretch>
@@ -2441,7 +3081,7 @@
                     </pic:cNvPicPr>
                   </pic:nvPicPr>
                   <pic:blipFill>
-                    <a:blip r:embed="rId32"/>
+                    <a:blip r:embed="rId39"/>
                     <a:stretch>
                       <a:fillRect/>
                     </a:stretch>
@@ -2543,7 +3183,7 @@
                     </pic:cNvPicPr>
                   </pic:nvPicPr>
                   <pic:blipFill>
-                    <a:blip r:embed="rId33"/>
+                    <a:blip r:embed="rId40"/>
                     <a:stretch>
                       <a:fillRect/>
                     </a:stretch>
@@ -2631,7 +3271,7 @@
                     </pic:cNvPicPr>
                   </pic:nvPicPr>
                   <pic:blipFill>
-                    <a:blip r:embed="rId34"/>
+                    <a:blip r:embed="rId41"/>
                     <a:stretch>
                       <a:fillRect/>
                     </a:stretch>
@@ -2729,7 +3369,7 @@
                     </pic:cNvPicPr>
                   </pic:nvPicPr>
                   <pic:blipFill>
-                    <a:blip r:embed="rId35"/>
+                    <a:blip r:embed="rId42"/>
                     <a:stretch>
                       <a:fillRect/>
                     </a:stretch>
@@ -2822,7 +3462,7 @@
                     </pic:cNvPicPr>
                   </pic:nvPicPr>
                   <pic:blipFill>
-                    <a:blip r:embed="rId36"/>
+                    <a:blip r:embed="rId43"/>
                     <a:stretch>
                       <a:fillRect/>
                     </a:stretch>
@@ -2914,7 +3554,7 @@
                     </pic:cNvPicPr>
                   </pic:nvPicPr>
                   <pic:blipFill>
-                    <a:blip r:embed="rId37"/>
+                    <a:blip r:embed="rId44"/>
                     <a:stretch>
                       <a:fillRect/>
                     </a:stretch>
@@ -2995,7 +3635,7 @@
                     </pic:cNvPicPr>
                   </pic:nvPicPr>
                   <pic:blipFill>
-                    <a:blip r:embed="rId38"/>
+                    <a:blip r:embed="rId45"/>
                     <a:stretch>
                       <a:fillRect/>
                     </a:stretch>
@@ -3069,7 +3709,7 @@
                     </pic:cNvPicPr>
                   </pic:nvPicPr>
                   <pic:blipFill>
-                    <a:blip r:embed="rId39"/>
+                    <a:blip r:embed="rId46"/>
                     <a:stretch>
                       <a:fillRect/>
                     </a:stretch>
@@ -3200,7 +3840,7 @@
                     </pic:cNvPicPr>
                   </pic:nvPicPr>
                   <pic:blipFill>
-                    <a:blip r:embed="rId40"/>
+                    <a:blip r:embed="rId47"/>
                     <a:stretch>
                       <a:fillRect/>
                     </a:stretch>
@@ -3306,7 +3946,7 @@
                     </pic:cNvPicPr>
                   </pic:nvPicPr>
                   <pic:blipFill>
-                    <a:blip r:embed="rId41"/>
+                    <a:blip r:embed="rId48"/>
                     <a:stretch>
                       <a:fillRect/>
                     </a:stretch>
@@ -3359,7 +3999,7 @@
                     </pic:cNvPicPr>
                   </pic:nvPicPr>
                   <pic:blipFill>
-                    <a:blip r:embed="rId42"/>
+                    <a:blip r:embed="rId49"/>
                     <a:stretch>
                       <a:fillRect/>
                     </a:stretch>
@@ -3443,7 +4083,7 @@
                     </pic:cNvPicPr>
                   </pic:nvPicPr>
                   <pic:blipFill>
-                    <a:blip r:embed="rId43"/>
+                    <a:blip r:embed="rId50"/>
                     <a:stretch>
                       <a:fillRect/>
                     </a:stretch>
@@ -3537,7 +4177,7 @@
                     </pic:cNvPicPr>
                   </pic:nvPicPr>
                   <pic:blipFill>
-                    <a:blip r:embed="rId44"/>
+                    <a:blip r:embed="rId51"/>
                     <a:stretch>
                       <a:fillRect/>
                     </a:stretch>
@@ -3611,7 +4251,7 @@
                     </pic:cNvPicPr>
                   </pic:nvPicPr>
                   <pic:blipFill>
-                    <a:blip r:embed="rId45"/>
+                    <a:blip r:embed="rId52"/>
                     <a:stretch>
                       <a:fillRect/>
                     </a:stretch>
@@ -3695,7 +4335,7 @@
                     </pic:cNvPicPr>
                   </pic:nvPicPr>
                   <pic:blipFill>
-                    <a:blip r:embed="rId46"/>
+                    <a:blip r:embed="rId53"/>
                     <a:stretch>
                       <a:fillRect/>
                     </a:stretch>
@@ -3783,7 +4423,7 @@
                     </pic:cNvPicPr>
                   </pic:nvPicPr>
                   <pic:blipFill>
-                    <a:blip r:embed="rId47"/>
+                    <a:blip r:embed="rId54"/>
                     <a:stretch>
                       <a:fillRect/>
                     </a:stretch>
@@ -3867,7 +4507,7 @@
                     </pic:cNvPicPr>
                   </pic:nvPicPr>
                   <pic:blipFill>
-                    <a:blip r:embed="rId48"/>
+                    <a:blip r:embed="rId55"/>
                     <a:stretch>
                       <a:fillRect/>
                     </a:stretch>
@@ -3955,7 +4595,7 @@
                     </pic:cNvPicPr>
                   </pic:nvPicPr>
                   <pic:blipFill>
-                    <a:blip r:embed="rId49"/>
+                    <a:blip r:embed="rId56"/>
                     <a:stretch>
                       <a:fillRect/>
                     </a:stretch>
@@ -4029,7 +4669,7 @@
                     </pic:cNvPicPr>
                   </pic:nvPicPr>
                   <pic:blipFill>
-                    <a:blip r:embed="rId50"/>
+                    <a:blip r:embed="rId57"/>
                     <a:stretch>
                       <a:fillRect/>
                     </a:stretch>
@@ -4113,7 +4753,7 @@
                     </pic:cNvPicPr>
                   </pic:nvPicPr>
                   <pic:blipFill>
-                    <a:blip r:embed="rId51"/>
+                    <a:blip r:embed="rId58"/>
                     <a:stretch>
                       <a:fillRect/>
                     </a:stretch>
@@ -4166,7 +4806,7 @@
                     </pic:cNvPicPr>
                   </pic:nvPicPr>
                   <pic:blipFill>
-                    <a:blip r:embed="rId52"/>
+                    <a:blip r:embed="rId59"/>
                     <a:stretch>
                       <a:fillRect/>
                     </a:stretch>
@@ -4254,7 +4894,7 @@
                     </pic:cNvPicPr>
                   </pic:nvPicPr>
                   <pic:blipFill>
-                    <a:blip r:embed="rId53"/>
+                    <a:blip r:embed="rId60"/>
                     <a:stretch>
                       <a:fillRect/>
                     </a:stretch>
@@ -4307,7 +4947,7 @@
                     </pic:cNvPicPr>
                   </pic:nvPicPr>
                   <pic:blipFill>
-                    <a:blip r:embed="rId54"/>
+                    <a:blip r:embed="rId61"/>
                     <a:stretch>
                       <a:fillRect/>
                     </a:stretch>
@@ -4360,7 +5000,7 @@
                     </pic:cNvPicPr>
                   </pic:nvPicPr>
                   <pic:blipFill>
-                    <a:blip r:embed="rId55"/>
+                    <a:blip r:embed="rId62"/>
                     <a:stretch>
                       <a:fillRect/>
                     </a:stretch>
@@ -4444,7 +5084,7 @@
                     </pic:cNvPicPr>
                   </pic:nvPicPr>
                   <pic:blipFill>
-                    <a:blip r:embed="rId56"/>
+                    <a:blip r:embed="rId63"/>
                     <a:stretch>
                       <a:fillRect/>
                     </a:stretch>
@@ -4497,7 +5137,7 @@
                     </pic:cNvPicPr>
                   </pic:nvPicPr>
                   <pic:blipFill>
-                    <a:blip r:embed="rId57"/>
+                    <a:blip r:embed="rId64"/>
                     <a:stretch>
                       <a:fillRect/>
                     </a:stretch>
@@ -4571,7 +5211,7 @@
                     </pic:cNvPicPr>
                   </pic:nvPicPr>
                   <pic:blipFill>
-                    <a:blip r:embed="rId58"/>
+                    <a:blip r:embed="rId65"/>
                     <a:stretch>
                       <a:fillRect/>
                     </a:stretch>
@@ -4709,7 +5349,7 @@
                     </pic:cNvPicPr>
                   </pic:nvPicPr>
                   <pic:blipFill>
-                    <a:blip r:embed="rId59"/>
+                    <a:blip r:embed="rId66"/>
                     <a:stretch>
                       <a:fillRect/>
                     </a:stretch>
@@ -4766,7 +5406,7 @@
                     </pic:cNvPicPr>
                   </pic:nvPicPr>
                   <pic:blipFill>
-                    <a:blip r:embed="rId60"/>
+                    <a:blip r:embed="rId67"/>
                     <a:stretch>
                       <a:fillRect/>
                     </a:stretch>
@@ -4819,7 +5459,7 @@
                     </pic:cNvPicPr>
                   </pic:nvPicPr>
                   <pic:blipFill>
-                    <a:blip r:embed="rId61"/>
+                    <a:blip r:embed="rId68"/>
                     <a:stretch>
                       <a:fillRect/>
                     </a:stretch>
@@ -4963,7 +5603,7 @@
                     </pic:cNvPicPr>
                   </pic:nvPicPr>
                   <pic:blipFill>
-                    <a:blip r:embed="rId62"/>
+                    <a:blip r:embed="rId69"/>
                     <a:stretch>
                       <a:fillRect/>
                     </a:stretch>
@@ -5131,7 +5771,7 @@
                     </pic:cNvPicPr>
                   </pic:nvPicPr>
                   <pic:blipFill>
-                    <a:blip r:embed="rId63"/>
+                    <a:blip r:embed="rId70"/>
                     <a:stretch>
                       <a:fillRect/>
                     </a:stretch>
@@ -5184,7 +5824,7 @@
                     </pic:cNvPicPr>
                   </pic:nvPicPr>
                   <pic:blipFill>
-                    <a:blip r:embed="rId64"/>
+                    <a:blip r:embed="rId71"/>
                     <a:stretch>
                       <a:fillRect/>
                     </a:stretch>
@@ -5258,7 +5898,7 @@
                     </pic:cNvPicPr>
                   </pic:nvPicPr>
                   <pic:blipFill>
-                    <a:blip r:embed="rId65"/>
+                    <a:blip r:embed="rId72"/>
                     <a:stretch>
                       <a:fillRect/>
                     </a:stretch>
@@ -5350,7 +5990,7 @@
                     </pic:cNvPicPr>
                   </pic:nvPicPr>
                   <pic:blipFill>
-                    <a:blip r:embed="rId66"/>
+                    <a:blip r:embed="rId73"/>
                     <a:stretch>
                       <a:fillRect/>
                     </a:stretch>
@@ -5477,7 +6117,7 @@
                     </pic:cNvPicPr>
                   </pic:nvPicPr>
                   <pic:blipFill>
-                    <a:blip r:embed="rId67"/>
+                    <a:blip r:embed="rId74"/>
                     <a:stretch>
                       <a:fillRect/>
                     </a:stretch>
@@ -5501,8 +6141,6 @@
           </wp:inline>
         </w:drawing>
       </w:r>
-      <w:bookmarkStart w:id="0" w:name="_GoBack"/>
-      <w:bookmarkEnd w:id="0"/>
     </w:p>
     <w:p>
       <w:pPr>
@@ -5855,7 +6493,7 @@
                     </pic:cNvPicPr>
                   </pic:nvPicPr>
                   <pic:blipFill>
-                    <a:blip r:embed="rId68"/>
+                    <a:blip r:embed="rId75"/>
                     <a:stretch>
                       <a:fillRect/>
                     </a:stretch>
@@ -5908,7 +6546,7 @@
                     </pic:cNvPicPr>
                   </pic:nvPicPr>
                   <pic:blipFill>
-                    <a:blip r:embed="rId69"/>
+                    <a:blip r:embed="rId76"/>
                     <a:stretch>
                       <a:fillRect/>
                     </a:stretch>

--- a/账号登录流程(新账号直接通过登录创建) - 副本.docx
+++ b/账号登录流程(新账号直接通过登录创建) - 副本.docx
@@ -1263,8 +1263,6 @@
         </w:rPr>
         <w:t>通过successcode判断是否需要检验密码</w:t>
       </w:r>
-      <w:bookmarkStart w:id="0" w:name="_GoBack"/>
-      <w:bookmarkEnd w:id="0"/>
     </w:p>
     <w:p>
       <w:pPr>
@@ -6570,6 +6568,142 @@
           </wp:inline>
         </w:drawing>
       </w:r>
+    </w:p>
+    <w:p>
+      <w:pPr>
+        <w:widowControl w:val="0"/>
+        <w:numPr>
+          <w:ilvl w:val="0"/>
+          <w:numId w:val="0"/>
+        </w:numPr>
+        <w:jc w:val="both"/>
+      </w:pPr>
+    </w:p>
+    <w:p>
+      <w:pPr>
+        <w:widowControl w:val="0"/>
+        <w:numPr>
+          <w:ilvl w:val="0"/>
+          <w:numId w:val="0"/>
+        </w:numPr>
+        <w:jc w:val="both"/>
+      </w:pPr>
+    </w:p>
+    <w:p>
+      <w:pPr>
+        <w:widowControl w:val="0"/>
+        <w:numPr>
+          <w:ilvl w:val="0"/>
+          <w:numId w:val="0"/>
+        </w:numPr>
+        <w:jc w:val="both"/>
+      </w:pPr>
+    </w:p>
+    <w:p>
+      <w:pPr>
+        <w:widowControl w:val="0"/>
+        <w:numPr>
+          <w:ilvl w:val="0"/>
+          <w:numId w:val="0"/>
+        </w:numPr>
+        <w:jc w:val="both"/>
+      </w:pPr>
+    </w:p>
+    <w:p>
+      <w:pPr>
+        <w:widowControl w:val="0"/>
+        <w:numPr>
+          <w:ilvl w:val="0"/>
+          <w:numId w:val="0"/>
+        </w:numPr>
+        <w:jc w:val="both"/>
+        <w:rPr>
+          <w:rFonts w:hint="eastAsia"/>
+          <w:lang w:val="en-US" w:eastAsia="zh-CN"/>
+        </w:rPr>
+      </w:pPr>
+      <w:r>
+        <w:rPr>
+          <w:rFonts w:hint="eastAsia"/>
+          <w:lang w:val="en-US" w:eastAsia="zh-CN"/>
+        </w:rPr>
+        <w:t>返给客户端的协议:</w:t>
+      </w:r>
+    </w:p>
+    <w:p>
+      <w:pPr>
+        <w:widowControl w:val="0"/>
+        <w:numPr>
+          <w:ilvl w:val="0"/>
+          <w:numId w:val="0"/>
+        </w:numPr>
+        <w:jc w:val="both"/>
+        <w:rPr>
+          <w:rFonts w:hint="eastAsia" w:ascii="新宋体" w:hAnsi="新宋体" w:eastAsia="新宋体"/>
+          <w:color w:val="0000FF"/>
+          <w:sz w:val="19"/>
+          <w:szCs w:val="24"/>
+          <w:highlight w:val="white"/>
+        </w:rPr>
+      </w:pPr>
+      <w:r>
+        <w:rPr>
+          <w:rFonts w:hint="eastAsia"/>
+          <w:lang w:val="en-US" w:eastAsia="zh-CN"/>
+        </w:rPr>
+        <w:t>成功</w:t>
+      </w:r>
+      <w:r>
+        <w:rPr>
+          <w:rFonts w:hint="eastAsia" w:ascii="新宋体" w:hAnsi="新宋体" w:eastAsia="新宋体"/>
+          <w:color w:val="0000FF"/>
+          <w:sz w:val="19"/>
+          <w:szCs w:val="24"/>
+          <w:highlight w:val="white"/>
+        </w:rPr>
+        <w:t>onLoginSuccessfully</w:t>
+      </w:r>
+    </w:p>
+    <w:p>
+      <w:pPr>
+        <w:widowControl w:val="0"/>
+        <w:numPr>
+          <w:ilvl w:val="0"/>
+          <w:numId w:val="0"/>
+        </w:numPr>
+        <w:jc w:val="both"/>
+        <w:rPr>
+          <w:rFonts w:hint="default" w:ascii="新宋体" w:hAnsi="新宋体" w:eastAsia="新宋体"/>
+          <w:color w:val="0000FF"/>
+          <w:sz w:val="19"/>
+          <w:szCs w:val="24"/>
+          <w:highlight w:val="white"/>
+          <w:lang w:val="en-US" w:eastAsia="zh-CN"/>
+        </w:rPr>
+      </w:pPr>
+      <w:r>
+        <w:rPr>
+          <w:rFonts w:hint="eastAsia" w:ascii="新宋体" w:hAnsi="新宋体" w:eastAsia="新宋体"/>
+          <w:color w:val="0000FF"/>
+          <w:sz w:val="19"/>
+          <w:szCs w:val="24"/>
+          <w:highlight w:val="white"/>
+          <w:lang w:val="en-US" w:eastAsia="zh-CN"/>
+        </w:rPr>
+        <w:t xml:space="preserve">失败 </w:t>
+      </w:r>
+      <w:r>
+        <w:rPr>
+          <w:rFonts w:hint="eastAsia" w:ascii="新宋体" w:hAnsi="新宋体" w:eastAsia="新宋体"/>
+          <w:color w:val="000000"/>
+          <w:sz w:val="19"/>
+          <w:szCs w:val="24"/>
+          <w:highlight w:val="white"/>
+        </w:rPr>
+        <w:t>onLoginFailed</w:t>
+      </w:r>
+      <w:bookmarkStart w:id="0" w:name="_GoBack"/>
+      <w:bookmarkEnd w:id="0"/>
     </w:p>
     <w:p>
       <w:pPr>
@@ -6715,7 +6849,7 @@
     <w:lsdException w:unhideWhenUsed="0" w:uiPriority="0" w:semiHidden="0" w:name="Body Text Indent 2"/>
     <w:lsdException w:unhideWhenUsed="0" w:uiPriority="0" w:semiHidden="0" w:name="Body Text Indent 3"/>
     <w:lsdException w:unhideWhenUsed="0" w:uiPriority="0" w:semiHidden="0" w:name="Block Text"/>
-    <w:lsdException w:unhideWhenUsed="0" w:uiPriority="0" w:semiHidden="0" w:name="Hyperlink"/>
+    <w:lsdException w:qFormat="1" w:unhideWhenUsed="0" w:uiPriority="0" w:semiHidden="0" w:name="Hyperlink"/>
     <w:lsdException w:unhideWhenUsed="0" w:uiPriority="0" w:semiHidden="0" w:name="FollowedHyperlink"/>
     <w:lsdException w:qFormat="1" w:unhideWhenUsed="0" w:uiPriority="0" w:semiHidden="0" w:name="Strong"/>
     <w:lsdException w:qFormat="1" w:unhideWhenUsed="0" w:uiPriority="0" w:semiHidden="0" w:name="Emphasis"/>
@@ -6733,7 +6867,7 @@
     <w:lsdException w:unhideWhenUsed="0" w:uiPriority="0" w:semiHidden="0" w:name="HTML Sample"/>
     <w:lsdException w:unhideWhenUsed="0" w:uiPriority="0" w:semiHidden="0" w:name="HTML Typewriter"/>
     <w:lsdException w:unhideWhenUsed="0" w:uiPriority="0" w:semiHidden="0" w:name="HTML Variable"/>
-    <w:lsdException w:unhideWhenUsed="0" w:uiPriority="0" w:name="Normal Table"/>
+    <w:lsdException w:qFormat="1" w:unhideWhenUsed="0" w:uiPriority="0" w:name="Normal Table"/>
     <w:lsdException w:unhideWhenUsed="0" w:uiPriority="0" w:semiHidden="0" w:name="annotation subject"/>
     <w:lsdException w:unhideWhenUsed="0" w:uiPriority="0" w:semiHidden="0" w:name="Table Simple 1"/>
     <w:lsdException w:unhideWhenUsed="0" w:uiPriority="0" w:semiHidden="0" w:name="Table Simple 2"/>
@@ -6904,6 +7038,7 @@
   <w:style w:type="table" w:default="1" w:styleId="2">
     <w:name w:val="Normal Table"/>
     <w:semiHidden/>
+    <w:qFormat/>
     <w:uiPriority w:val="0"/>
     <w:tblPr>
       <w:tblCellMar>
@@ -6928,6 +7063,7 @@
   <w:style w:type="character" w:styleId="5">
     <w:name w:val="Hyperlink"/>
     <w:basedOn w:val="3"/>
+    <w:qFormat/>
     <w:uiPriority w:val="0"/>
     <w:rPr>
       <w:b/>
